--- a/guides/Tax_Strategies.docx
+++ b/guides/Tax_Strategies.docx
@@ -6859,7 +6859,234 @@
           <w:sz w:val="21"/>
           <w:szCs w:val="21"/>
         </w:rPr>
-        <w:t xml:space="preserve">An S corporation earns $400,000 in taxable income in a state with a 5% PTET election and a 5% flat individual income tax rate. Without the election, the owner would pay roughly $20,000 in state tax personally, but could deduct only $10,000 of it federally (assuming no other SALT items), losing the federal benefit of the remaining $10,000. By having the entity make the PTET election, the business pays the $20,000 in state tax directly and deducts the full amount as a business expense, while the owner receives an offsetting state credit — the full $20,000 is federally deductible instead of only $10,000.</w:t>
+        <w:t xml:space="preserve">An S corporation earns $400,000 in taxable income in a state with a 5% PTET election and a 5% flat individual income tax rate. Without the election, the owner would pay roughly $20,000 in state tax personally, but could deduct only $10,000 of it federally (assuming no other SALT items), losing the federal benefit of the remaining $10,000. By having the entity make the PTET election, the business pays the $20,000 in state tax directly and deducts the full amount as a business expense, while the owner receives an offsetting state credit — the full $20,000 is federally deductible instead of only $10,000. At a 37% federal marginal rate, that difference is worth roughly $3,700 in actual federal tax saved ($10,000 of newly-deductible state tax × 37%) — money that would otherwise have simply been lost to the cap.</w:t>
+      </w:r>
+    </w:p>
+    <w:p>
+      <w:pPr>
+        <w:spacing w:after="140" w:line="276"/>
+      </w:pPr>
+      <w:r>
+        <w:rPr>
+          <w:rFonts w:ascii="Calibri" w:cs="Calibri" w:eastAsia="Calibri" w:hAnsi="Calibri"/>
+          <w:b/>
+          <w:bCs/>
+          <w:sz w:val="21"/>
+          <w:szCs w:val="21"/>
+        </w:rPr>
+        <w:t xml:space="preserve">Note: </w:t>
+      </w:r>
+      <w:r>
+        <w:rPr>
+          <w:rFonts w:ascii="Calibri" w:cs="Calibri" w:eastAsia="Calibri" w:hAnsi="Calibri"/>
+          <w:sz w:val="21"/>
+          <w:szCs w:val="21"/>
+        </w:rPr>
+        <w:t xml:space="preserve">The PTET deduction reduces the pass-through income reported on the owner’s K-1 itself — it lowers the number that flows onto the personal return before the standard-deduction-vs-itemize decision is even made. That means the benefit is not limited to owners who itemize. An owner who takes the standard deduction every year, and who would get zero benefit from a personal SALT deduction no matter how large, still benefits from PTET because it shrinks their taxable pass-through income directly. This is a frequently missed point: PTET is not simply "a way around the SALT cap for itemizers" — it helps owners who never itemize at all.</w:t>
+      </w:r>
+    </w:p>
+    <w:p>
+      <w:pPr>
+        <w:pStyle w:val="Heading2"/>
+        <w:spacing w:after="80" w:before="200"/>
+      </w:pPr>
+      <w:r>
+        <w:rPr>
+          <w:rFonts w:ascii="Calibri" w:cs="Calibri" w:eastAsia="Calibri" w:hAnsi="Calibri"/>
+          <w:b/>
+          <w:bCs/>
+          <w:color w:val="2E5496"/>
+          <w:sz w:val="24"/>
+          <w:szCs w:val="24"/>
+        </w:rPr>
+        <w:t xml:space="preserve">Election Mechanics, Payment Timing, and Multi-State Ownership</w:t>
+      </w:r>
+    </w:p>
+    <w:p>
+      <w:pPr>
+        <w:spacing w:after="140" w:line="276"/>
+      </w:pPr>
+      <w:r>
+        <w:rPr>
+          <w:rFonts w:ascii="Calibri" w:cs="Calibri" w:eastAsia="Calibri" w:hAnsi="Calibri"/>
+          <w:sz w:val="21"/>
+          <w:szCs w:val="21"/>
+        </w:rPr>
+        <w:t xml:space="preserve">A PTET election is not a one-time, set-it-and-forget-it choice. Most states require it to be made freshly each tax year, often by checking a box on the entity’s return or filing a separate election form, and several states additionally require estimated PTET payments during the year — on a schedule that mirrors (but is administratively separate from) the entity’s and the owners’ own estimated-tax calendars. A state that requires, say, 90% of the current year’s PTET liability to be paid by a mid-year deadline to avoid an underpayment penalty is not unusual, and that deadline is easy to miss if the firm is only thinking about the owners’ personal 1040-ES payments.</w:t>
+      </w:r>
+    </w:p>
+    <w:p>
+      <w:pPr>
+        <w:spacing w:after="140" w:line="276"/>
+      </w:pPr>
+      <w:r>
+        <w:rPr>
+          <w:rFonts w:ascii="Calibri" w:cs="Calibri" w:eastAsia="Calibri" w:hAnsi="Calibri"/>
+          <w:sz w:val="21"/>
+          <w:szCs w:val="21"/>
+        </w:rPr>
+        <w:t xml:space="preserve">For a business with owners spread across multiple states, or an owner who lives in one state but the business operates (and is taxed) in several others, PTET becomes considerably more complex. Each state where the entity has nexus and offers a PTET regime requires its own separate election, its own separate calculation of the entity’s income apportioned to that state, and its own separate credit mechanism for owners. An owner’s resident state must then be checked to see whether it grants a credit for PTET paid to other states on the owner’s behalf — most, but not all, states that tax pass-through income also allow a resident credit for PTET paid elsewhere, but the mechanics (and any cap on the credit) vary and should never be assumed.</w:t>
+      </w:r>
+    </w:p>
+    <w:p>
+      <w:pPr>
+        <w:pStyle w:val="ListParagraph"/>
+        <w:numPr>
+          <w:ilvl w:val="0"/>
+          <w:numId w:val="2"/>
+        </w:numPr>
+        <w:spacing w:after="60" w:line="276"/>
+      </w:pPr>
+      <w:r>
+        <w:rPr>
+          <w:rFonts w:ascii="Calibri" w:cs="Calibri" w:eastAsia="Calibri" w:hAnsi="Calibri"/>
+          <w:sz w:val="21"/>
+          <w:szCs w:val="21"/>
+        </w:rPr>
+        <w:t xml:space="preserve">Build the PTET election and its payment deadlines into the firm’s standard entity tax calendar, not just the owners’ personal estimated-payment calendar — the two schedules are related but not identical, and PTET deadlines are frequently earlier than owners expect.</w:t>
+      </w:r>
+    </w:p>
+    <w:p>
+      <w:pPr>
+        <w:pStyle w:val="ListParagraph"/>
+        <w:numPr>
+          <w:ilvl w:val="0"/>
+          <w:numId w:val="2"/>
+        </w:numPr>
+        <w:spacing w:after="60" w:line="276"/>
+      </w:pPr>
+      <w:r>
+        <w:rPr>
+          <w:rFonts w:ascii="Calibri" w:cs="Calibri" w:eastAsia="Calibri" w:hAnsi="Calibri"/>
+          <w:sz w:val="21"/>
+          <w:szCs w:val="21"/>
+        </w:rPr>
+        <w:t xml:space="preserve">For a business operating in more than one PTET state, prepare a state-by-state apportionment schedule before the election deadline in each state, since the entity-level tax in each state is calculated only on the income apportioned to that state, not on the entity’s total income.</w:t>
+      </w:r>
+    </w:p>
+    <w:p>
+      <w:pPr>
+        <w:pStyle w:val="ListParagraph"/>
+        <w:numPr>
+          <w:ilvl w:val="0"/>
+          <w:numId w:val="2"/>
+        </w:numPr>
+        <w:spacing w:after="60" w:line="276"/>
+      </w:pPr>
+      <w:r>
+        <w:rPr>
+          <w:rFonts w:ascii="Calibri" w:cs="Calibri" w:eastAsia="Calibri" w:hAnsi="Calibri"/>
+          <w:sz w:val="21"/>
+          <w:szCs w:val="21"/>
+        </w:rPr>
+        <w:t xml:space="preserve">Confirm each owner’s resident-state treatment of an out-of-state PTET credit before assuming the full benefit will flow through — a state that does not grant a resident credit for PTET paid to another state can leave an owner effectively taxed twice at the state level on that portion of income.</w:t>
+      </w:r>
+    </w:p>
+    <w:p>
+      <w:pPr>
+        <w:pStyle w:val="Heading2"/>
+        <w:spacing w:after="80" w:before="200"/>
+      </w:pPr>
+      <w:r>
+        <w:rPr>
+          <w:rFonts w:ascii="Calibri" w:cs="Calibri" w:eastAsia="Calibri" w:hAnsi="Calibri"/>
+          <w:b/>
+          <w:bCs/>
+          <w:color w:val="2E5496"/>
+          <w:sz w:val="24"/>
+          <w:szCs w:val="24"/>
+        </w:rPr>
+        <w:t xml:space="preserve">Where the Strategy Runs Into Trouble</w:t>
+      </w:r>
+    </w:p>
+    <w:p>
+      <w:pPr>
+        <w:spacing w:after="140" w:line="276"/>
+      </w:pPr>
+      <w:r>
+        <w:rPr>
+          <w:rFonts w:ascii="Calibri" w:cs="Calibri" w:eastAsia="Calibri" w:hAnsi="Calibri"/>
+          <w:sz w:val="21"/>
+          <w:szCs w:val="21"/>
+        </w:rPr>
+        <w:t xml:space="preserve">PTET moves a real cash obligation from the owners’ personal estimated payments onto the entity’s own books, which means the entity now needs the liquidity to make that payment directly — a business that is profitable on paper but tight on cash can find the PTET payment competing with other obligations (payroll, debt service, working capital) at exactly the time the payment is due. This is a cash-flow planning question as much as a tax-savings one, and it should be modeled alongside the entity’s other cash needs, not decided in isolation.</w:t>
+      </w:r>
+    </w:p>
+    <w:p>
+      <w:pPr>
+        <w:spacing w:after="140" w:line="276"/>
+      </w:pPr>
+      <w:r>
+        <w:rPr>
+          <w:rFonts w:ascii="Calibri" w:cs="Calibri" w:eastAsia="Calibri" w:hAnsi="Calibri"/>
+          <w:sz w:val="21"/>
+          <w:szCs w:val="21"/>
+        </w:rPr>
+        <w:t xml:space="preserve">Because the PTET deduction reduces the amount of income reported on each owner’s K-1, it also reduces qualified business income (QBI) available for the §199A deduction on a dollar-for-dollar basis in many cases — the QBI deduction and the PTET benefit are not simply additive, and the interaction should be modeled together rather than assuming both benefits apply in full independently.</w:t>
+      </w:r>
+    </w:p>
+    <w:p>
+      <w:pPr>
+        <w:spacing w:after="140" w:line="276"/>
+      </w:pPr>
+      <w:r>
+        <w:rPr>
+          <w:rFonts w:ascii="Calibri" w:cs="Calibri" w:eastAsia="Calibri" w:hAnsi="Calibri"/>
+          <w:sz w:val="21"/>
+          <w:szCs w:val="21"/>
+        </w:rPr>
+        <w:t xml:space="preserve">An owner who is subject to the federal alternative minimum tax would ordinarily see the SALT deduction reduced or eliminated as an AMT preference item; because PTET is paid and deducted at the entity level rather than claimed as a personal itemized deduction, it generally is not an AMT add-back item for the owner, which is part of why the strategy is particularly valuable for high-income owners who might otherwise lose their SALT deduction to AMT even within the $10,000 cap.</w:t>
+      </w:r>
+    </w:p>
+    <w:p>
+      <w:pPr>
+        <w:spacing w:after="140" w:line="276"/>
+        <w:ind w:left="720"/>
+      </w:pPr>
+      <w:r>
+        <w:rPr>
+          <w:rFonts w:ascii="Calibri" w:cs="Calibri" w:eastAsia="Calibri" w:hAnsi="Calibri"/>
+          <w:b/>
+          <w:bCs/>
+          <w:i/>
+          <w:iCs/>
+          <w:sz w:val="21"/>
+          <w:szCs w:val="21"/>
+        </w:rPr>
+        <w:t xml:space="preserve">Example: </w:t>
+      </w:r>
+      <w:r>
+        <w:rPr>
+          <w:rFonts w:ascii="Calibri" w:cs="Calibri" w:eastAsia="Calibri" w:hAnsi="Calibri"/>
+          <w:i/>
+          <w:iCs/>
+          <w:sz w:val="21"/>
+          <w:szCs w:val="21"/>
+        </w:rPr>
+        <w:t xml:space="preserve">A consulting partnership has three partners: one resident in the state where the business operates, and two who are residents of a different state but work remotely. The business elects PTET in its operating state, paying tax on its full apportioned income there. The resident partner’s home state grants a full credit for the PTET paid, eliminating any double taxation. But the two remote partners’ home state caps its credit for out-of-state PTET at the rate its own PTET regime would have charged — lower than the operating state’s rate — leaving each of them with a small amount of state tax paid to the operating state that is not fully offset by a credit at home. The firm models this gap before the election and decides it is still smaller than the $10,000-cap loss the partners would otherwise face, so the election is made anyway, with the partners informed in advance of the residual state-tax cost.</w:t>
+      </w:r>
+    </w:p>
+    <w:p>
+      <w:pPr>
+        <w:spacing w:after="140" w:line="276"/>
+      </w:pPr>
+      <w:r>
+        <w:rPr>
+          <w:rFonts w:ascii="Calibri" w:cs="Calibri" w:eastAsia="Calibri" w:hAnsi="Calibri"/>
+          <w:b/>
+          <w:bCs/>
+          <w:sz w:val="21"/>
+          <w:szCs w:val="21"/>
+        </w:rPr>
+        <w:t xml:space="preserve">Note: </w:t>
+      </w:r>
+      <w:r>
+        <w:rPr>
+          <w:rFonts w:ascii="Calibri" w:cs="Calibri" w:eastAsia="Calibri" w:hAnsi="Calibri"/>
+          <w:sz w:val="21"/>
+          <w:szCs w:val="21"/>
+        </w:rPr>
+        <w:t xml:space="preserve">Because PTET is a business-level election requiring the entity to actually pay real cash tax by a state deadline, treat the decision the same way any other significant cash outlay is treated: confirm the entity has (or will have, by the payment date) the liquidity to make the payment, separate from whether the election is tax-favorable in the abstract. A PTET election that saves tax on paper but forces the business to draw on a line of credit at an inopportune moment is not automatically the right call for that year.</w:t>
       </w:r>
     </w:p>
     <w:p>

--- a/guides/Tax_Strategies.docx
+++ b/guides/Tax_Strategies.docx
@@ -7149,7 +7149,7 @@
           <w:sz w:val="21"/>
           <w:szCs w:val="21"/>
         </w:rPr>
-        <w:t xml:space="preserve">When a profitable S corporation wants to start a new but related line of business — one with a somewhat different risk profile or customer base — a common question is whether to form an entirely new, independently-elected S corporation, or to structure the new activity as a Qualified Subchapter S Subsidiary (QSub) owned by the existing S corporation. In most cases, the QSub structure is the simpler and more efficient choice.</w:t>
+        <w:t xml:space="preserve">When a profitable S corporation wants to start a new but related line of business — one with a somewhat different risk profile or customer base — a common question is whether to form an entirely new, independently-elected S corporation, or to structure the new activity as a Qualified Subchapter S Subsidiary (QSub) owned by the existing S corporation. In most cases, the QSub structure is the simpler and more efficient choice, but the election itself has specific eligibility rules, a specific form and filing window, and — critically — a tax consequence that only applies when an already-existing corporation (rather than a newly formed one) is being converted into a QSub.</w:t>
       </w:r>
     </w:p>
     <w:p>
@@ -7179,7 +7179,20 @@
           <w:sz w:val="21"/>
           <w:szCs w:val="21"/>
         </w:rPr>
-        <w:t xml:space="preserve">A QSub is a corporation that is 100%-owned by an existing S corporation and for which the parent has made a specific QSub election. For federal tax purposes, a QSub is treated as if it does not exist separately at all — it is "disregarded," meaning all of its income, expenses, and activity are simply reported as part of the parent S corporation’s single tax return. This means there is no second S-election to maintain, no second corporate tax return to file, and no separate reasonable-compensation analysis needed for a second entity, since everything flows into the one existing S-corp return.</w:t>
+        <w:t xml:space="preserve">A QSub is a domestic corporation that is 100%-owned, directly, by an existing S corporation, and for which the parent has made a specific QSub election. For federal tax purposes, a QSub is treated as if it does not exist separately at all — it is "disregarded," meaning all of its income, expenses, assets, and activity are simply reported as part of the parent S corporation's single tax return. This means there is no second S-election to maintain, no second corporate tax return to file, and no separate reasonable-compensation analysis needed for a second entity, since everything flows into the one existing S-corp return.</w:t>
+      </w:r>
+    </w:p>
+    <w:p>
+      <w:pPr>
+        <w:spacing w:after="140" w:line="276"/>
+      </w:pPr>
+      <w:r>
+        <w:rPr>
+          <w:rFonts w:ascii="Calibri" w:cs="Calibri" w:eastAsia="Calibri" w:hAnsi="Calibri"/>
+          <w:sz w:val="21"/>
+          <w:szCs w:val="21"/>
+        </w:rPr>
+        <w:t xml:space="preserve">A wholly-owned single-member LLC formed underneath the parent S corporation reaches a very similar result automatically, by default, as a federally "disregarded entity" — with no election required at all. The true QSub election under §1361(b)(3) only matters, and only needs to be made, when the subsidiary is (or will be) an actual corporation. Which vehicle to use for a new related business line — a disregarded single-member LLC or a QSub-elected corporation — is itself a threshold decision, usually driven by state-law considerations (some licensing regimes, franchise structures, or industries expect a corporate subsidiary specifically) rather than by federal tax mechanics, since both routes are disregarded for federal income tax purposes.</w:t>
       </w:r>
     </w:p>
     <w:p>
@@ -7196,56 +7209,191 @@
           <w:sz w:val="24"/>
           <w:szCs w:val="24"/>
         </w:rPr>
-        <w:t xml:space="preserve">Why This Is Often Preferable to a Second S Corporation</w:t>
-      </w:r>
-    </w:p>
-    <w:p>
-      <w:pPr>
-        <w:spacing w:after="140" w:line="276"/>
-      </w:pPr>
-      <w:r>
-        <w:rPr>
-          <w:rFonts w:ascii="Calibri" w:cs="Calibri" w:eastAsia="Calibri" w:hAnsi="Calibri"/>
-          <w:sz w:val="21"/>
-          <w:szCs w:val="21"/>
-        </w:rPr>
-        <w:t xml:space="preserve">Forming an entirely new, independent S corporation for a related business line means a second set of corporate formalities, a second tax return, a second reasonable-compensation determination, and potentially a second set of shareholder eligibility requirements to track (S corporations have restrictions on who can own shares and how many shareholders they can have). A QSub avoids essentially all of this administrative duplication while still providing state-law liability isolation between the two business lines — because the QSub is still its own separate legal entity for purposes of contracts, lawsuits, and liability, even though it is invisible for federal tax purposes.</w:t>
-      </w:r>
-    </w:p>
-    <w:p>
-      <w:pPr>
-        <w:pStyle w:val="ListParagraph"/>
-        <w:numPr>
-          <w:ilvl w:val="0"/>
-          <w:numId w:val="2"/>
-        </w:numPr>
-        <w:spacing w:after="60" w:line="276"/>
-      </w:pPr>
-      <w:r>
-        <w:rPr>
-          <w:rFonts w:ascii="Calibri" w:cs="Calibri" w:eastAsia="Calibri" w:hAnsi="Calibri"/>
-          <w:sz w:val="21"/>
-          <w:szCs w:val="21"/>
-        </w:rPr>
-        <w:t xml:space="preserve">Liability isolation depends on state law and proper entity formalities — the QSub still needs its own operating agreement or bylaws, its own contracts, and its own insurance appropriate to its specific activity, since "disregarded for tax purposes" does not mean "disregarded for liability purposes."</w:t>
-      </w:r>
-    </w:p>
-    <w:p>
-      <w:pPr>
-        <w:pStyle w:val="ListParagraph"/>
-        <w:numPr>
-          <w:ilvl w:val="0"/>
-          <w:numId w:val="2"/>
-        </w:numPr>
-        <w:spacing w:after="60" w:line="276"/>
-      </w:pPr>
-      <w:r>
-        <w:rPr>
-          <w:rFonts w:ascii="Calibri" w:cs="Calibri" w:eastAsia="Calibri" w:hAnsi="Calibri"/>
-          <w:sz w:val="21"/>
-          <w:szCs w:val="21"/>
-        </w:rPr>
-        <w:t xml:space="preserve">A QSub election is made by the parent S corporation on the appropriate IRS form and should be confirmed as properly filed and in effect before the new business line begins meaningful operations.</w:t>
+        <w:t xml:space="preserve">Eligibility Requirements for the Election</w:t>
+      </w:r>
+    </w:p>
+    <w:p>
+      <w:pPr>
+        <w:spacing w:after="140" w:line="276"/>
+      </w:pPr>
+      <w:r>
+        <w:rPr>
+          <w:rFonts w:ascii="Calibri" w:cs="Calibri" w:eastAsia="Calibri" w:hAnsi="Calibri"/>
+          <w:sz w:val="21"/>
+          <w:szCs w:val="21"/>
+        </w:rPr>
+        <w:t xml:space="preserve">Three conditions must all be true before a QSub election can be made. First, the parent must itself be a valid, currently-effective S corporation. Second, the parent must own 100% of the subsidiary's stock directly (not through a partnership or another disregarded entity sitting in between) — even a single share held by an outside party disqualifies the subsidiary from QSub treatment. Third, the subsidiary itself must be a domestic corporation that would otherwise be eligible to elect S-corp status on its own, if it were not already going to be disregarded — meaning it cannot be an ineligible corporation type (certain financial institutions using the reserve method of accounting, insurance companies subject to tax under subchapter L, and a few other excluded categories are barred from QSub treatment just as they are barred from being S corporations directly).</w:t>
+      </w:r>
+    </w:p>
+    <w:p>
+      <w:pPr>
+        <w:spacing w:after="140" w:line="276"/>
+      </w:pPr>
+      <w:r>
+        <w:rPr>
+          <w:rFonts w:ascii="Calibri" w:cs="Calibri" w:eastAsia="Calibri" w:hAnsi="Calibri"/>
+          <w:sz w:val="21"/>
+          <w:szCs w:val="21"/>
+        </w:rPr>
+        <w:t xml:space="preserve">Because the subsidiary must be wholly owned by the parent, a QSub cannot itself have minority shareholders, cannot be jointly owned with an unrelated party, and cannot already be a QSub or S corporation owned by some other parent. If the new business line will have an outside investor taking an equity stake from the start, QSub treatment is not available for it — a separate entity taxed on its own terms would be required instead.</w:t>
+      </w:r>
+    </w:p>
+    <w:p>
+      <w:pPr>
+        <w:pStyle w:val="ListParagraph"/>
+        <w:numPr>
+          <w:ilvl w:val="0"/>
+          <w:numId w:val="2"/>
+        </w:numPr>
+        <w:spacing w:after="60" w:line="276"/>
+      </w:pPr>
+      <w:r>
+        <w:rPr>
+          <w:rFonts w:ascii="Calibri" w:cs="Calibri" w:eastAsia="Calibri" w:hAnsi="Calibri"/>
+          <w:sz w:val="21"/>
+          <w:szCs w:val="21"/>
+        </w:rPr>
+        <w:t xml:space="preserve">Confirm the parent S-election is currently valid and has not been terminated or revoked before relying on QSub eligibility — a parent whose own S status has lapsed cannot make a QSub election for a subsidiary.</w:t>
+      </w:r>
+    </w:p>
+    <w:p>
+      <w:pPr>
+        <w:pStyle w:val="ListParagraph"/>
+        <w:numPr>
+          <w:ilvl w:val="0"/>
+          <w:numId w:val="2"/>
+        </w:numPr>
+        <w:spacing w:after="60" w:line="276"/>
+      </w:pPr>
+      <w:r>
+        <w:rPr>
+          <w:rFonts w:ascii="Calibri" w:cs="Calibri" w:eastAsia="Calibri" w:hAnsi="Calibri"/>
+          <w:sz w:val="21"/>
+          <w:szCs w:val="21"/>
+        </w:rPr>
+        <w:t xml:space="preserve">Verify 100% direct ownership at the moment of election, and keep it that way going forward — issuing even a small minority stake in the subsidiary later (to a key employee as equity compensation, for example) automatically terminates QSub status for that entity.</w:t>
+      </w:r>
+    </w:p>
+    <w:p>
+      <w:pPr>
+        <w:pStyle w:val="Heading2"/>
+        <w:spacing w:after="80" w:before="200"/>
+      </w:pPr>
+      <w:r>
+        <w:rPr>
+          <w:rFonts w:ascii="Calibri" w:cs="Calibri" w:eastAsia="Calibri" w:hAnsi="Calibri"/>
+          <w:b/>
+          <w:bCs/>
+          <w:color w:val="2E5496"/>
+          <w:sz w:val="24"/>
+          <w:szCs w:val="24"/>
+        </w:rPr>
+        <w:t xml:space="preserve">Making the Election: Form 8869, Timing, and Effective Dates</w:t>
+      </w:r>
+    </w:p>
+    <w:p>
+      <w:pPr>
+        <w:spacing w:after="140" w:line="276"/>
+      </w:pPr>
+      <w:r>
+        <w:rPr>
+          <w:rFonts w:ascii="Calibri" w:cs="Calibri" w:eastAsia="Calibri" w:hAnsi="Calibri"/>
+          <w:sz w:val="21"/>
+          <w:szCs w:val="21"/>
+        </w:rPr>
+        <w:t xml:space="preserve">The QSub election is made by the parent S corporation — not by the subsidiary — by filing Form 8869, Qualified Subchapter S Subsidiary Election, signed by an officer of the parent. The form identifies the subsidiary, confirms 100% ownership, and states the requested effective date. Form 8869 is filed with the IRS service center for the parent's return (it is not attached to the parent's Form 1120-S itself, though many practitioners file a copy with the return as a courtesy record) and should be kept in the entity's permanent tax file, since the IRS does not routinely send back a confirmation notice.</w:t>
+      </w:r>
+    </w:p>
+    <w:p>
+      <w:pPr>
+        <w:spacing w:after="140" w:line="276"/>
+      </w:pPr>
+      <w:r>
+        <w:rPr>
+          <w:rFonts w:ascii="Calibri" w:cs="Calibri" w:eastAsia="Calibri" w:hAnsi="Calibri"/>
+          <w:sz w:val="21"/>
+          <w:szCs w:val="21"/>
+        </w:rPr>
+        <w:t xml:space="preserve">The requested effective date can be no more than two months and 15 days before the date the form is filed, and no more than 12 months after the filing date — the same relative-timing window used for a standard S-election under Form 2553. A late or defective QSub election has a relief procedure available (similar in spirit to late S-election relief) if the parent can show reasonable cause for the delay and has otherwise been treating the subsidiary consistently with QSub status, but relief is not automatic and should not be assumed; the safer course is always to file on time relative to when the subsidiary begins (or began) meaningful operations.</w:t>
+      </w:r>
+    </w:p>
+    <w:p>
+      <w:pPr>
+        <w:pStyle w:val="ListParagraph"/>
+        <w:numPr>
+          <w:ilvl w:val="0"/>
+          <w:numId w:val="2"/>
+        </w:numPr>
+        <w:spacing w:after="60" w:line="276"/>
+      </w:pPr>
+      <w:r>
+        <w:rPr>
+          <w:rFonts w:ascii="Calibri" w:cs="Calibri" w:eastAsia="Calibri" w:hAnsi="Calibri"/>
+          <w:sz w:val="21"/>
+          <w:szCs w:val="21"/>
+        </w:rPr>
+        <w:t xml:space="preserve">For a newly formed subsidiary that will begin operations on a known future date, file Form 8869 requesting that same date as the effective date, so there is no gap where the entity's status is ambiguous.</w:t>
+      </w:r>
+    </w:p>
+    <w:p>
+      <w:pPr>
+        <w:pStyle w:val="ListParagraph"/>
+        <w:numPr>
+          <w:ilvl w:val="0"/>
+          <w:numId w:val="2"/>
+        </w:numPr>
+        <w:spacing w:after="60" w:line="276"/>
+      </w:pPr>
+      <w:r>
+        <w:rPr>
+          <w:rFonts w:ascii="Calibri" w:cs="Calibri" w:eastAsia="Calibri" w:hAnsi="Calibri"/>
+          <w:sz w:val="21"/>
+          <w:szCs w:val="21"/>
+        </w:rPr>
+        <w:t xml:space="preserve">Retain proof of timely filing (certified mail receipt, e-file confirmation, or equivalent) — because the IRS does not automatically confirm receipt of Form 8869, the parent's own filing evidence is often the only proof the election was timely if the issue is ever questioned.</w:t>
+      </w:r>
+    </w:p>
+    <w:p>
+      <w:pPr>
+        <w:pStyle w:val="Heading2"/>
+        <w:spacing w:after="80" w:before="200"/>
+      </w:pPr>
+      <w:r>
+        <w:rPr>
+          <w:rFonts w:ascii="Calibri" w:cs="Calibri" w:eastAsia="Calibri" w:hAnsi="Calibri"/>
+          <w:b/>
+          <w:bCs/>
+          <w:color w:val="2E5496"/>
+          <w:sz w:val="24"/>
+          <w:szCs w:val="24"/>
+        </w:rPr>
+        <w:t xml:space="preserve">The Deemed-Liquidation Trap When Converting an Existing Corporation</w:t>
+      </w:r>
+    </w:p>
+    <w:p>
+      <w:pPr>
+        <w:spacing w:after="140" w:line="276"/>
+      </w:pPr>
+      <w:r>
+        <w:rPr>
+          <w:rFonts w:ascii="Calibri" w:cs="Calibri" w:eastAsia="Calibri" w:hAnsi="Calibri"/>
+          <w:sz w:val="21"/>
+          <w:szCs w:val="21"/>
+        </w:rPr>
+        <w:t xml:space="preserve">The election has a materially different tax consequence depending on whether the subsidiary is brand new or already exists with assets and history. When a parent S corporation makes a QSub election for a corporation it newly forms specifically to hold the new business line, there is no liquidation event — the entity simply begins its existence already disregarded, and assets contributed to it are treated as an ordinary tax-free contribution to a disregarded entity.</w:t>
+      </w:r>
+    </w:p>
+    <w:p>
+      <w:pPr>
+        <w:spacing w:after="140" w:line="276"/>
+      </w:pPr>
+      <w:r>
+        <w:rPr>
+          <w:rFonts w:ascii="Calibri" w:cs="Calibri" w:eastAsia="Calibri" w:hAnsi="Calibri"/>
+          <w:sz w:val="21"/>
+          <w:szCs w:val="21"/>
+        </w:rPr>
+        <w:t xml:space="preserve">But when the parent instead converts an existing, previously-operating corporation into a QSub — one that already holds appreciated assets, has its own earnings and profits history, or has liabilities of its own — the QSub election is treated, for tax purposes, as if the subsidiary liquidated into the parent immediately before the election took effect, under the general liquidation rules of §§332 and 337. A liquidation into an 80%-or-more corporate parent is normally tax-free under those sections, but only within the assumptions those sections make; if the facts don't fit cleanly (for example, if the "subsidiary" being converted holds appreciated property with unusual basis history, contingent liabilities, or was itself recently acquired), the deemed liquidation can trigger real, current gain recognition — exactly the kind of surprise a business owner making what looks like a purely administrative paperwork election does not expect.</w:t>
       </w:r>
     </w:p>
     <w:p>
@@ -7273,7 +7421,218 @@
           <w:sz w:val="21"/>
           <w:szCs w:val="21"/>
         </w:rPr>
-        <w:t xml:space="preserve">An S corporation that provides IT consulting wants to launch a separate hardware-repair service under different branding, with its own storefront lease and its own liability exposure from handling customer equipment. Rather than forming a second, independently-elected S corporation, the owners form a new LLC, have the parent S corporation elect QSub treatment for it, and operate the repair business through that entity. The repair business’s income and expenses flow entirely into the parent’s existing S-corp tax return, with no second return required, while the separate LLC still provides its own liability shield for the new activity.</w:t>
+        <w:t xml:space="preserve">An S-corp parent forms a brand-new corporation, capitalizes it with $50,000 in cash, and immediately elects QSub treatment effective on the day of formation. Because the subsidiary never operated independently and holds no appreciated assets, the deemed-liquidation rules have nothing to trigger — the election is a clean, tax-free paperwork step.</w:t>
+      </w:r>
+    </w:p>
+    <w:p>
+      <w:pPr>
+        <w:spacing w:after="140" w:line="276"/>
+        <w:ind w:left="720"/>
+      </w:pPr>
+      <w:r>
+        <w:rPr>
+          <w:rFonts w:ascii="Calibri" w:cs="Calibri" w:eastAsia="Calibri" w:hAnsi="Calibri"/>
+          <w:b/>
+          <w:bCs/>
+          <w:i/>
+          <w:iCs/>
+          <w:sz w:val="21"/>
+          <w:szCs w:val="21"/>
+        </w:rPr>
+        <w:t xml:space="preserve">Example: </w:t>
+      </w:r>
+      <w:r>
+        <w:rPr>
+          <w:rFonts w:ascii="Calibri" w:cs="Calibri" w:eastAsia="Calibri" w:hAnsi="Calibri"/>
+          <w:i/>
+          <w:iCs/>
+          <w:sz w:val="21"/>
+          <w:szCs w:val="21"/>
+        </w:rPr>
+        <w:t xml:space="preserve">The same S-corp instead wants to bring an existing corporation it has owned and operated for six years — one holding equipment that has appreciated well above its depreciated tax basis — under QSub treatment to simplify filings. Because that corporation already has operating history and appreciated assets, the QSub election triggers a deemed liquidation of the existing corporation into the parent immediately beforehand. If the liquidation doesn't qualify cleanly for full nonrecognition under §332 (for instance, if minority shareholders held a small stake within the prior five years, or if the subsidiary has liabilities that complicate the analysis), the built-in gain on that equipment can become taxable in the year of the election — an unpleasant surprise if the election was treated as a routine administrative filing rather than reviewed for this issue first.</w:t>
+      </w:r>
+    </w:p>
+    <w:p>
+      <w:pPr>
+        <w:spacing w:after="140" w:line="276"/>
+      </w:pPr>
+      <w:r>
+        <w:rPr>
+          <w:rFonts w:ascii="Calibri" w:cs="Calibri" w:eastAsia="Calibri" w:hAnsi="Calibri"/>
+          <w:b/>
+          <w:bCs/>
+          <w:sz w:val="21"/>
+          <w:szCs w:val="21"/>
+        </w:rPr>
+        <w:t xml:space="preserve">Note: </w:t>
+      </w:r>
+      <w:r>
+        <w:rPr>
+          <w:rFonts w:ascii="Calibri" w:cs="Calibri" w:eastAsia="Calibri" w:hAnsi="Calibri"/>
+          <w:sz w:val="21"/>
+          <w:szCs w:val="21"/>
+        </w:rPr>
+        <w:t xml:space="preserve">Before electing QSub treatment for any corporation that is not being newly formed for the purpose, run the deemed-liquidation analysis first: confirm 100% ownership has been continuous, check for appreciated assets or unusual basis history, and confirm the entity has no minority-shareholder history that could complicate §332 qualification. For a brand-new subsidiary formed specifically to hold the new business line, none of this analysis is necessary — the trap only applies to converting an existing corporation.</w:t>
+      </w:r>
+    </w:p>
+    <w:p>
+      <w:pPr>
+        <w:pStyle w:val="Heading2"/>
+        <w:spacing w:after="80" w:before="200"/>
+      </w:pPr>
+      <w:r>
+        <w:rPr>
+          <w:rFonts w:ascii="Calibri" w:cs="Calibri" w:eastAsia="Calibri" w:hAnsi="Calibri"/>
+          <w:b/>
+          <w:bCs/>
+          <w:color w:val="2E5496"/>
+          <w:sz w:val="24"/>
+          <w:szCs w:val="24"/>
+        </w:rPr>
+        <w:t xml:space="preserve">Why This Is Often Preferable to a Second S Corporation</w:t>
+      </w:r>
+    </w:p>
+    <w:p>
+      <w:pPr>
+        <w:spacing w:after="140" w:line="276"/>
+      </w:pPr>
+      <w:r>
+        <w:rPr>
+          <w:rFonts w:ascii="Calibri" w:cs="Calibri" w:eastAsia="Calibri" w:hAnsi="Calibri"/>
+          <w:sz w:val="21"/>
+          <w:szCs w:val="21"/>
+        </w:rPr>
+        <w:t xml:space="preserve">Forming an entirely new, independent S corporation for a related business line means a second set of corporate formalities, a second tax return, a second reasonable-compensation determination, and potentially a second set of shareholder eligibility requirements to track (S corporations have restrictions on who can own shares and how many shareholders they can have). A QSub avoids essentially all of this administrative duplication while still providing state-law liability isolation between the two business lines — because the QSub is still its own separate legal entity for purposes of contracts, lawsuits, and liability, even though it is invisible for federal tax purposes.</w:t>
+      </w:r>
+    </w:p>
+    <w:p>
+      <w:pPr>
+        <w:pStyle w:val="ListParagraph"/>
+        <w:numPr>
+          <w:ilvl w:val="0"/>
+          <w:numId w:val="2"/>
+        </w:numPr>
+        <w:spacing w:after="60" w:line="276"/>
+      </w:pPr>
+      <w:r>
+        <w:rPr>
+          <w:rFonts w:ascii="Calibri" w:cs="Calibri" w:eastAsia="Calibri" w:hAnsi="Calibri"/>
+          <w:sz w:val="21"/>
+          <w:szCs w:val="21"/>
+        </w:rPr>
+        <w:t xml:space="preserve">Liability isolation depends on state law and proper entity formalities — the QSub still needs its own governing documents, its own contracts, and its own insurance appropriate to its specific activity, since "disregarded for tax purposes" does not mean "disregarded for liability purposes."</w:t>
+      </w:r>
+    </w:p>
+    <w:p>
+      <w:pPr>
+        <w:pStyle w:val="ListParagraph"/>
+        <w:numPr>
+          <w:ilvl w:val="0"/>
+          <w:numId w:val="2"/>
+        </w:numPr>
+        <w:spacing w:after="60" w:line="276"/>
+      </w:pPr>
+      <w:r>
+        <w:rPr>
+          <w:rFonts w:ascii="Calibri" w:cs="Calibri" w:eastAsia="Calibri" w:hAnsi="Calibri"/>
+          <w:sz w:val="21"/>
+          <w:szCs w:val="21"/>
+        </w:rPr>
+        <w:t xml:space="preserve">A QSub election should be confirmed as properly filed and in effect before the new business line begins meaningful operations, so there is no period where the entity's tax treatment is ambiguous.</w:t>
+      </w:r>
+    </w:p>
+    <w:p>
+      <w:pPr>
+        <w:spacing w:after="140" w:line="276"/>
+        <w:ind w:left="720"/>
+      </w:pPr>
+      <w:r>
+        <w:rPr>
+          <w:rFonts w:ascii="Calibri" w:cs="Calibri" w:eastAsia="Calibri" w:hAnsi="Calibri"/>
+          <w:b/>
+          <w:bCs/>
+          <w:i/>
+          <w:iCs/>
+          <w:sz w:val="21"/>
+          <w:szCs w:val="21"/>
+        </w:rPr>
+        <w:t xml:space="preserve">Example: </w:t>
+      </w:r>
+      <w:r>
+        <w:rPr>
+          <w:rFonts w:ascii="Calibri" w:cs="Calibri" w:eastAsia="Calibri" w:hAnsi="Calibri"/>
+          <w:i/>
+          <w:iCs/>
+          <w:sz w:val="21"/>
+          <w:szCs w:val="21"/>
+        </w:rPr>
+        <w:t xml:space="preserve">An S corporation that provides IT consulting wants to launch a separate hardware-repair service under different branding, with its own storefront lease and its own liability exposure from handling customer equipment. Rather than forming a second, independently-elected S corporation, the owners form a brand-new corporation, file Form 8869 to have the parent S corporation elect QSub treatment for it effective on its formation date, and operate the repair business through that entity. Because the subsidiary is newly formed with no prior operating history, there is no deemed-liquidation issue. The repair business's income and expenses flow entirely into the parent's existing S-corp tax return, with no second return required, while the separate corporation still provides its own liability shield for the new activity.</w:t>
+      </w:r>
+    </w:p>
+    <w:p>
+      <w:pPr>
+        <w:pStyle w:val="Heading2"/>
+        <w:spacing w:after="80" w:before="200"/>
+      </w:pPr>
+      <w:r>
+        <w:rPr>
+          <w:rFonts w:ascii="Calibri" w:cs="Calibri" w:eastAsia="Calibri" w:hAnsi="Calibri"/>
+          <w:b/>
+          <w:bCs/>
+          <w:color w:val="2E5496"/>
+          <w:sz w:val="24"/>
+          <w:szCs w:val="24"/>
+        </w:rPr>
+        <w:t xml:space="preserve">How QSub Status Can End</w:t>
+      </w:r>
+    </w:p>
+    <w:p>
+      <w:pPr>
+        <w:spacing w:after="140" w:line="276"/>
+      </w:pPr>
+      <w:r>
+        <w:rPr>
+          <w:rFonts w:ascii="Calibri" w:cs="Calibri" w:eastAsia="Calibri" w:hAnsi="Calibri"/>
+          <w:sz w:val="21"/>
+          <w:szCs w:val="21"/>
+        </w:rPr>
+        <w:t xml:space="preserve">QSub status is not necessarily permanent. It terminates automatically the moment any of the eligibility conditions stops being true — most commonly, if the parent sells even a minority stake in the subsidiary's stock to an outside party, or if the parent's own S-election terminates. When QSub status terminates other than through a sale of 100% of the stock, the subsidiary is treated as a new corporation acquiring all of its assets and liabilities from the parent in a deemed transaction immediately before the termination, which itself can carry tax consequences depending on how the assets have appreciated since the QSub election.</w:t>
+      </w:r>
+    </w:p>
+    <w:p>
+      <w:pPr>
+        <w:pStyle w:val="ListParagraph"/>
+        <w:numPr>
+          <w:ilvl w:val="0"/>
+          <w:numId w:val="2"/>
+        </w:numPr>
+        <w:spacing w:after="60" w:line="276"/>
+      </w:pPr>
+      <w:r>
+        <w:rPr>
+          <w:rFonts w:ascii="Calibri" w:cs="Calibri" w:eastAsia="Calibri" w:hAnsi="Calibri"/>
+          <w:sz w:val="21"/>
+          <w:szCs w:val="21"/>
+        </w:rPr>
+        <w:t xml:space="preserve">Before issuing any equity in a QSub subsidiary to a new investor or key employee — even a small minority stake — model the effect of the automatic QSub termination that results, since it is not simply a formality once the subsidiary has real operating history and appreciated assets by that point.</w:t>
+      </w:r>
+    </w:p>
+    <w:p>
+      <w:pPr>
+        <w:pStyle w:val="ListParagraph"/>
+        <w:numPr>
+          <w:ilvl w:val="0"/>
+          <w:numId w:val="2"/>
+        </w:numPr>
+        <w:spacing w:after="60" w:line="276"/>
+      </w:pPr>
+      <w:r>
+        <w:rPr>
+          <w:rFonts w:ascii="Calibri" w:cs="Calibri" w:eastAsia="Calibri" w:hAnsi="Calibri"/>
+          <w:sz w:val="21"/>
+          <w:szCs w:val="21"/>
+        </w:rPr>
+        <w:t xml:space="preserve">A subsidiary that loses QSub status generally cannot re-elect QSub treatment for five years without IRS consent, so a termination should be treated as effectively permanent for planning purposes unless there is a clear path back.</w:t>
       </w:r>
     </w:p>
     <w:p>

--- a/guides/Tax_Strategies.docx
+++ b/guides/Tax_Strategies.docx
@@ -964,7 +964,7 @@
           <w:sz w:val="21"/>
           <w:szCs w:val="21"/>
         </w:rPr>
-        <w:t xml:space="preserve">41. Routing 1099 Severance or Consulting Income Through a New LLC</w:t>
+        <w:t xml:space="preserve">41. Severance vs. Consulting Income: When Self-Employment Planning Actually Applies</w:t>
       </w:r>
       <w:r>
         <w:rPr>
@@ -2295,7 +2295,7 @@
           <w:sz w:val="21"/>
           <w:szCs w:val="21"/>
         </w:rPr>
-        <w:t xml:space="preserve">41. Routing 1099 Severance or Consulting Income Through a New LLC</w:t>
+        <w:t xml:space="preserve">41. Severance vs. Consulting Income: When Self-Employment Planning Actually Applies</w:t>
       </w:r>
     </w:p>
     <w:p>
@@ -2631,7 +2631,7 @@
           <w:sz w:val="21"/>
           <w:szCs w:val="21"/>
         </w:rPr>
-        <w:t xml:space="preserve">The correction, once a salary is found to be too low, is always forward-looking: raise the salary going forward and run it consistently through payroll. Prior years are not amended after the fact — the business simply corrects the practice from that point on.</w:t>
+        <w:t xml:space="preserve">Once a salary is recognized as too low, fix it going forward: raise the salary and run it consistently through payroll. Correcting the practice does not close off prior years — they stay open to IRS reclassification until the statute of limitations runs, and in some cases filing corrected payroll returns (Form 941-X) is the better course, so exposure for open years should be evaluated rather than assumed away.</w:t>
       </w:r>
     </w:p>
     <w:p>
@@ -2849,7 +2849,7 @@
           <w:sz w:val="21"/>
           <w:szCs w:val="21"/>
         </w:rPr>
-        <w:t xml:space="preserve">SECURE 2.0 Act § 45E — small-employer retirement-plan startup credit</w:t>
+        <w:t xml:space="preserve">IRC § 45E (as expanded by the SECURE 2.0 Act) — small-employer retirement-plan startup credit</w:t>
       </w:r>
     </w:p>
     <w:p>
@@ -3071,7 +3071,7 @@
           <w:sz w:val="21"/>
           <w:szCs w:val="21"/>
         </w:rPr>
-        <w:t xml:space="preserve">David, age 52, is the sole owner of a profitable consulting firm with one part-time administrative employee. His actuary calculates that a cash-balance plan would allow a contribution of approximately $150,000 for David in the current year, based on his age and salary, while the required contribution for his part-time employee is approximately $4,000. Combined with a 401(k) deferral, David’s total deductible retirement contribution for the year could exceed $170,000 — compared to roughly $30,000 if he relied on a 401(k) with profit sharing alone.</w:t>
+        <w:t xml:space="preserve">David, age 52, is the sole owner of a profitable consulting firm with one part-time administrative employee. His actuary calculates that a cash-balance plan would allow a contribution of approximately $150,000 for David in the current year, based on his age and salary, while the required contribution for his part-time employee is approximately $4,000. Combined with a 401(k) deferral, David’s total deductible retirement contribution for the year could exceed $170,000 — compared to a ceiling of roughly $80,000 (the § 415(c) annual-additions limit plus the age-50 catch-up) if he relied on a 401(k) with profit sharing alone.</w:t>
       </w:r>
     </w:p>
     <w:p>
@@ -3332,6 +3332,42 @@
     </w:p>
     <w:p>
       <w:pPr>
+        <w:pStyle w:val="ListParagraph"/>
+        <w:numPr>
+          <w:ilvl w:val="0"/>
+          <w:numId w:val="2"/>
+        </w:numPr>
+        <w:spacing w:after="60" w:line="276"/>
+      </w:pPr>
+      <w:r>
+        <w:rPr>
+          <w:rFonts w:ascii="Calibri" w:cs="Calibri" w:eastAsia="Calibri" w:hAnsi="Calibri"/>
+          <w:sz w:val="21"/>
+          <w:szCs w:val="21"/>
+        </w:rPr>
+        <w:t xml:space="preserve">A rental can be grouped with a trade or business only if one is insubstantial relative to the other, or each owner of the business has the same proportionate ownership in the rental (Treas. Reg. § 1.469-4(d)(1)) — an LLC owned in different percentages than the operating company generally cannot be grouped with it. Separately, the self-rental rule (Treas. Reg. § 1.469-2(f)(6)) treats net rental income from property leased to a business the owner materially participates in as non-passive, so ungrouped rental income generally cannot absorb other passive losses.</w:t>
+      </w:r>
+    </w:p>
+    <w:p>
+      <w:pPr>
+        <w:pStyle w:val="ListParagraph"/>
+        <w:numPr>
+          <w:ilvl w:val="0"/>
+          <w:numId w:val="2"/>
+        </w:numPr>
+        <w:spacing w:after="60" w:line="276"/>
+      </w:pPr>
+      <w:r>
+        <w:rPr>
+          <w:rFonts w:ascii="Calibri" w:cs="Calibri" w:eastAsia="Calibri" w:hAnsi="Calibri"/>
+          <w:sz w:val="21"/>
+          <w:szCs w:val="21"/>
+        </w:rPr>
+        <w:t xml:space="preserve">Even a non-passive loss is subject to the excess business loss limitation of IRC § 461(l), made permanent by the 2025 reconciliation act (commonly called the One Big Beautiful Bill Act): net business losses above an inflation-indexed threshold (about $256,000 single / $512,000 joint for 2026) cannot offset wages or investment income in the current year and instead carry forward as a net operating loss.</w:t>
+      </w:r>
+    </w:p>
+    <w:p>
+      <w:pPr>
         <w:pStyle w:val="Heading2"/>
         <w:spacing w:after="80" w:before="200"/>
       </w:pPr>
@@ -3357,7 +3393,7 @@
           <w:sz w:val="21"/>
           <w:szCs w:val="21"/>
         </w:rPr>
-        <w:t xml:space="preserve">When real estate is purchased, the tax code normally requires the building itself to be depreciated slowly — over 39 years for commercial property or 27.5 years for residential rental property — while land is not depreciated at all. A cost segregation study is an engineering-based analysis that identifies components of the purchase price that qualify for much shorter depreciation lives: items such as certain electrical and plumbing systems tied to specific equipment, decorative or removable fixtures, parking lot paving, and landscaping can often be depreciated over 5, 7, or 15 years instead of the building’s full life — and those shorter-lived components are also eligible for bonus depreciation, allowing a large share of their cost to be deducted immediately in the year the property is placed in service. On a typical commercial property purchase, a cost segregation study can reclassify a meaningful share of the purchase price this way, turning what would otherwise be a small first-year depreciation deduction into a substantially larger one.</w:t>
+        <w:t xml:space="preserve">When real estate is purchased, the tax code normally requires the building itself to be depreciated slowly — over 39 years for commercial property or 27.5 years for residential rental property — while land is not depreciated at all. A cost segregation study is an engineering-based analysis that identifies components of the purchase price that qualify for much shorter depreciation lives: items such as certain electrical and plumbing systems tied to specific equipment, decorative or removable fixtures, parking lot paving, and landscaping can often be depreciated over 5, 7, or 15 years instead of the building’s full life — and those shorter-lived components are also eligible for bonus depreciation (restored to 100%, permanently, for property acquired after January 19, 2025), allowing a large share of their cost to be deducted immediately in the year the property is placed in service. On a typical commercial property purchase, a cost segregation study can reclassify a meaningful share of the purchase price this way, turning what would otherwise be a small first-year depreciation deduction into a substantially larger one.</w:t>
       </w:r>
     </w:p>
     <w:p>
@@ -3385,7 +3421,7 @@
           <w:sz w:val="21"/>
           <w:szCs w:val="21"/>
         </w:rPr>
-        <w:t xml:space="preserve">A retail business currently pays $80,000 per year in rent for its storefront. Its owners form a separate LLC that purchases a comparable $600,000 building, leases it back to the retail business at the same $80,000 market rent, and elects to group the two activities under § 469 since the same owners actively run the retail business day to day. A cost segregation study identifies roughly $150,000 of the purchase price as five-, seven-, and fifteen-year property eligible for bonus depreciation, producing a large first-year deduction that — because of the grouping election — can offset the owners’ other active income rather than being trapped as a passive loss.</w:t>
+        <w:t xml:space="preserve">A retail business currently pays $80,000 per year in rent for its storefront. Its owners form a separate LLC that purchases a comparable $600,000 building, leases it back to the retail business at the same $80,000 market rent, and elects to group the two activities under § 469 since the same owners actively run the retail business day to day. A cost segregation study identifies roughly $150,000 of the purchase price as five-, seven-, and fifteen-year property eligible for bonus depreciation, producing a large first-year deduction that — because of the grouping election — can offset the owners’ other active income rather than being trapped as a passive loss (up to the § 461(l) excess-business-loss limit).</w:t>
       </w:r>
     </w:p>
     <w:p>
@@ -3408,7 +3444,7 @@
           <w:sz w:val="21"/>
           <w:szCs w:val="21"/>
         </w:rPr>
-        <w:t xml:space="preserve">Accelerated depreciation is a timing benefit, not a permanent one: when the property is eventually sold, the depreciation previously deducted is generally "recaptured" — taxed as ordinary income for the shorter-lived personal-property components (IRC § 1245) or at a special 25% rate for the building portion (IRC § 1250 unrecaptured gain). Cost segregation defers tax into the future rather than eliminating it, and should be evaluated with an eventual sale in mind, not just the immediate deduction.</w:t>
+        <w:t xml:space="preserve">Accelerated depreciation is a timing benefit, not a permanent one: when the property is eventually sold, the depreciation previously deducted is generally "recaptured" — taxed as ordinary income for the shorter-lived personal-property components (IRC § 1245) or at a maximum 25% rate for the building portion (IRC § 1250 unrecaptured gain). Cost segregation defers tax into the future rather than eliminating it, and should be evaluated with an eventual sale in mind, not just the immediate deduction.</w:t>
       </w:r>
     </w:p>
     <w:p>
@@ -3635,7 +3671,7 @@
           <w:sz w:val="21"/>
           <w:szCs w:val="21"/>
         </w:rPr>
-        <w:t xml:space="preserve">When misclassification has occurred consistently across more than one prior tax year, it is treated as an accounting-method problem rather than a simple mistake correctable by amending a single return. The proper fix is to file Form 3115, Application for Change in Accounting Method, which allows the business to formally switch to the correct capitalization method going forward and make a one-time "catch-up" adjustment (under IRC § 481(a)) to true up the difference between the old and new methods — without needing to amend every affected prior-year return individually. If the items were already fully deducted under bonus depreciation or § 179 in the year purchased, this catch-up adjustment is often net-zero in dollar terms, since no additional deduction is actually being claimed — the filing exists to correct the accounting record and establish a going-forward basis schedule, not to generate a new deduction.</w:t>
+        <w:t xml:space="preserve">When misclassification has occurred consistently across more than one prior tax year, it is treated as an accounting-method problem rather than a simple mistake correctable by amending a single return. The proper fix is to file Form 3115, Application for Change in Accounting Method, which allows the business to formally switch to the correct capitalization method going forward and make a one-time "catch-up" adjustment (under IRC § 481(a)) to true up the difference between the old and new methods — without needing to amend every affected prior-year return individually. If the items would have qualified for 100% bonus depreciation in the year purchased, this catch-up adjustment is often net-zero in dollar terms (in years when bonus depreciation was below 100% — 80% in 2023, 60% in 2024, and 40% for property acquired in 2025 before January 20 — it will not be, and the adjustment must actually be computed), since no additional deduction is actually being claimed — the filing exists to correct the accounting record and establish a going-forward basis schedule, not to generate a new deduction.</w:t>
       </w:r>
     </w:p>
     <w:p>
@@ -3699,7 +3735,7 @@
           <w:sz w:val="21"/>
           <w:szCs w:val="21"/>
         </w:rPr>
-        <w:t xml:space="preserve">A catering company has purchased chafing dishes, folding tables, and portable ovens over several years, expensing every purchase to a "supplies" account. None of these items appear on the balance sheet as assets, even though the company still owns and uses all of them. The company’s accountant files Form 3115 to formally change the accounting method for these purchases, resulting in a net-zero catch-up adjustment (since the items were already fully deducted through bonus depreciation in the years purchased), and then builds a per-asset schedule so any future equipment purchase is capitalized and tracked correctly from the start.</w:t>
+        <w:t xml:space="preserve">A catering company has purchased chafing dishes, folding tables, and portable ovens over several years, expensing every purchase to a "supplies" account. None of these items appear on the balance sheet as assets, even though the company still owns and uses all of them. The company’s accountant files Form 3115 to formally change the accounting method for these purchases, resulting in a net-zero catch-up adjustment (since, in each year purchased, the items would have qualified for 100% bonus depreciation — the same deduction the supplies write-off produced), and then builds a per-asset schedule so any future equipment purchase is capitalized and tracked correctly from the start.</w:t>
       </w:r>
     </w:p>
     <w:p>
@@ -3919,7 +3955,7 @@
           <w:sz w:val="21"/>
           <w:szCs w:val="21"/>
         </w:rPr>
-        <w:t xml:space="preserve">Under Treas. Reg. § 1.62-2, a corporation can adopt a written accountable-plan policy authorizing it to reimburse an employee for legitimate home-office expenses tied to a specific space in the home used regularly and exclusively for business — a dedicated room, not a shared or occasional-use area like a kitchen table. The reimbursement typically covers a business-use percentage of costs such as mortgage interest (or rent, if the home is rented), property tax, homeowners association dues, utilities, and internet service.</w:t>
+        <w:t xml:space="preserve">Under Treas. Reg. § 1.62-2, a corporation can adopt a written accountable-plan policy authorizing it to reimburse an employee for legitimate home-office expenses tied to a specific space in the home used regularly and exclusively for business — a dedicated room, not a shared or occasional-use area like a kitchen table. The office must also meet the § 280A business-use tests that apply to employees: it must be the employee’s principal place of business (or a place to meet clients) and be maintained for the convenience of the employer, not merely the employee’s own convenience. The reimbursement typically covers a business-use percentage of costs such as mortgage interest (or rent, if the home is rented), property tax, homeowners association dues, utilities, and internet service.</w:t>
       </w:r>
     </w:p>
     <w:p>
@@ -3945,7 +3981,7 @@
           <w:sz w:val="21"/>
           <w:szCs w:val="21"/>
         </w:rPr>
-        <w:t xml:space="preserve">A qualifying home office used this way also establishes that location as a genuine "tax home" for mileage purposes, which can convert what would otherwise be non-deductible commuting mileage (from home to a client site or other business location) into deductible business mileage, since the trip now starts from a recognized place of business rather than from a purely personal residence.</w:t>
+        <w:t xml:space="preserve">A qualifying home office that is the employee’s principal place of business also makes trips from home to other business locations deductible business mileage (Rev. Rul. 99-7), which can convert what would otherwise be non-deductible commuting mileage (from home to a client site or other business location) into deductible business mileage, since the trip now starts from a recognized place of business rather than from a purely personal residence.</w:t>
       </w:r>
     </w:p>
     <w:p>
@@ -4138,6 +4174,24 @@
     </w:p>
     <w:p>
       <w:pPr>
+        <w:pStyle w:val="ListParagraph"/>
+        <w:numPr>
+          <w:ilvl w:val="0"/>
+          <w:numId w:val="2"/>
+        </w:numPr>
+        <w:spacing w:after="60" w:line="276"/>
+      </w:pPr>
+      <w:r>
+        <w:rPr>
+          <w:rFonts w:ascii="Calibri" w:cs="Calibri" w:eastAsia="Calibri" w:hAnsi="Calibri"/>
+          <w:sz w:val="21"/>
+          <w:szCs w:val="21"/>
+        </w:rPr>
+        <w:t xml:space="preserve">Sinopoli v. Comm’r, T.C. Memo. 2023-105</w:t>
+      </w:r>
+    </w:p>
+    <w:p>
+      <w:pPr>
         <w:spacing w:after="120"/>
       </w:pPr>
     </w:p>
@@ -4212,7 +4266,7 @@
           <w:sz w:val="21"/>
           <w:szCs w:val="21"/>
         </w:rPr>
-        <w:t xml:space="preserve">The rental rate charged must be a genuine, defensible fair-market rate — typically benchmarked against what comparable local event or meeting-space rentals cost, not an arbitrary number chosen to maximize the deduction.</w:t>
+        <w:t xml:space="preserve">The rental rate charged must be a genuine, defensible fair-market rate — typically benchmarked against what comparable local event or meeting-space rentals cost, not an arbitrary number chosen to maximize the deduction. The Tax Court has disallowed the business’s deduction where the rate was not supported by comparable-rental evidence and the meetings were poorly documented (Sinopoli v. Comm’r, T.C. Memo. 2023-105).</w:t>
       </w:r>
     </w:p>
     <w:p>
@@ -4418,7 +4472,7 @@
           <w:sz w:val="21"/>
           <w:szCs w:val="21"/>
         </w:rPr>
-        <w:t xml:space="preserve">IRC § 164 — deduction for taxes; the $10,000 SALT cap for individuals</w:t>
+        <w:t xml:space="preserve">IRC § 164(b)(6) — the individual SALT deduction cap</w:t>
       </w:r>
     </w:p>
     <w:p>
@@ -4454,7 +4508,7 @@
           <w:sz w:val="21"/>
           <w:szCs w:val="21"/>
         </w:rPr>
-        <w:t xml:space="preserve">Since 2018, individuals who itemize deductions have been limited to deducting no more than $10,000 total per year in state and local taxes (SALT) on their federal return — a cap that includes state income tax, regardless of how much state tax was actually paid. For an owner of a profitable pass-through business (an S corporation or partnership), this cap can mean a large amount of state tax paid personally receives no federal deduction at all. Many states have responded by creating a pass-through entity tax (PTET) election that offers a workaround.</w:t>
+        <w:t xml:space="preserve">Individuals who itemize are limited in how much state and local tax (SALT) they can deduct on their federal return. The cap was $10,000 from 2018 through 2024; the 2025 reconciliation act (commonly called the One Big Beautiful Bill Act) raised it to $40,000 for 2025 and $40,400 for 2026 (rising 1% a year through 2029, then reverting to $10,000 in 2030) — but the higher cap phases down by 30% of modified AGI above $500,000 ($505,000 for 2026), never below $10,000. For a high-earning owner of a pass-through business (an S corporation or partnership), a large amount of state tax paid personally can therefore still receive little or no federal deduction. Many states offer a pass-through entity tax (PTET) election as a workaround, and the 2025 act left entity-level PTET deductions intact.</w:t>
       </w:r>
     </w:p>
     <w:p>
@@ -4484,20 +4538,20 @@
           <w:sz w:val="21"/>
           <w:szCs w:val="21"/>
         </w:rPr>
-        <w:t xml:space="preserve">Under a state PTET election, the business itself (rather than its individual owners) elects to pay state income tax directly, calculated on the business’s income. Because this tax is paid and deducted at the entity level — as an ordinary cost of doing business — it is not subject to the $10,000 individual SALT cap at all; entity-level taxes are simply a business expense, the same as any other tax the business pays. The owners then typically receive an offsetting benefit on their personal state return — either a credit for their share of the tax the entity already paid, or an equivalent exclusion from their state taxable income — so they are not taxed twice on the same income at the state level.</w:t>
-      </w:r>
-    </w:p>
-    <w:p>
-      <w:pPr>
-        <w:spacing w:after="140" w:line="276"/>
-      </w:pPr>
-      <w:r>
-        <w:rPr>
-          <w:rFonts w:ascii="Calibri" w:cs="Calibri" w:eastAsia="Calibri" w:hAnsi="Calibri"/>
-          <w:sz w:val="21"/>
-          <w:szCs w:val="21"/>
-        </w:rPr>
-        <w:t xml:space="preserve">The net effect is that a state tax bill that would otherwise be capped at $10,000 of federal deductibility (no matter how large it actually was) becomes fully deductible, because it was paid and deducted by the entity rather than the individual. The larger a business’s income (and therefore its state tax bill), the more valuable this election becomes, since the gap between "capped at $10,000" and "fully deductible" grows accordingly.</w:t>
+        <w:t xml:space="preserve">Under a state PTET election, the business itself (rather than its individual owners) elects to pay state income tax directly, calculated on the business’s income. Because this tax is paid and deducted at the entity level — as an ordinary cost of doing business — it is not subject to the individual SALT cap at all; entity-level taxes are simply a business expense, the same as any other tax the business pays. The owners then typically receive an offsetting benefit on their personal state return — either a credit for their share of the tax the entity already paid, or an equivalent exclusion from their state taxable income — so they are not taxed twice on the same income at the state level.</w:t>
+      </w:r>
+    </w:p>
+    <w:p>
+      <w:pPr>
+        <w:spacing w:after="140" w:line="276"/>
+      </w:pPr>
+      <w:r>
+        <w:rPr>
+          <w:rFonts w:ascii="Calibri" w:cs="Calibri" w:eastAsia="Calibri" w:hAnsi="Calibri"/>
+          <w:sz w:val="21"/>
+          <w:szCs w:val="21"/>
+        </w:rPr>
+        <w:t xml:space="preserve">The net effect is that state income tax that would otherwise count against the owner’s capped SALT deduction becomes fully deductible at the entity level, reducing the owner’s share of pass-through income. The election is most valuable for owners whose income is high enough that the phase-down pushes their cap back toward $10,000, and for owners whose property taxes alone already use up most of the cap. For an owner whose total SALT fits comfortably under the higher cap, the benefit may be small and should be weighed against the election’s cost and state-level quirks. Because the entity-level deduction lowers pass-through income, it also reduces the owner’s qualified business income for the § 199A deduction — model the two together.</w:t>
       </w:r>
     </w:p>
     <w:p>
@@ -4534,6 +4588,24 @@
           <w:szCs w:val="21"/>
         </w:rPr>
         <w:t xml:space="preserve">This election generally must be made deliberately each year (it does not happen automatically) and should be confirmed with the specific state’s current rules before relying on it, since state programs continue to evolve.</w:t>
+      </w:r>
+    </w:p>
+    <w:p>
+      <w:pPr>
+        <w:pStyle w:val="ListParagraph"/>
+        <w:numPr>
+          <w:ilvl w:val="0"/>
+          <w:numId w:val="2"/>
+        </w:numPr>
+        <w:spacing w:after="60" w:line="276"/>
+      </w:pPr>
+      <w:r>
+        <w:rPr>
+          <w:rFonts w:ascii="Calibri" w:cs="Calibri" w:eastAsia="Calibri" w:hAnsi="Calibri"/>
+          <w:sz w:val="21"/>
+          <w:szCs w:val="21"/>
+        </w:rPr>
+        <w:t xml:space="preserve">The entity-level deduction helps even an owner who takes the standard deduction, since it reduces pass-through income directly rather than depending on itemizing.</w:t>
       </w:r>
     </w:p>
     <w:p>
@@ -4561,7 +4633,7 @@
           <w:sz w:val="21"/>
           <w:szCs w:val="21"/>
         </w:rPr>
-        <w:t xml:space="preserve">An S corporation earns $400,000 in taxable income in a state with a 5% PTET election and a 5% flat individual income tax rate. Without the election, the owner would pay roughly $20,000 in state tax personally, but could deduct only $10,000 of it federally (assuming no other SALT items), losing the federal benefit of the remaining $10,000. By having the entity make the PTET election, the business pays the $20,000 in state tax directly and deducts the full amount as a business expense, while the owner receives an offsetting state credit — the full $20,000 is federally deductible instead of only $10,000.</w:t>
+        <w:t xml:space="preserve">An S-corporation owner in a state with a 5% PTET and a 5% flat individual rate has $900,000 of modified AGI for 2026, including $600,000 of S-corporation income, and pays $15,000 of property tax. Without the election, the $30,000 of state income tax on the S-corporation income plus the property tax totals $45,000 of SALT — but at that income level the cap is phased all the way down to $10,000, so $35,000 produces no federal benefit. With the PTET election, the entity pays the $30,000 of state tax and deducts it in full, the owner receives an offsetting state credit, and the owner’s own $10,000 cap remains available for the property tax. (At $300,000 of income, by contrast, the owner’s full SALT would fit under the $40,400 cap and the election would add little.)</w:t>
       </w:r>
     </w:p>
     <w:p>
@@ -5554,6 +5626,24 @@
     </w:p>
     <w:p>
       <w:pPr>
+        <w:pStyle w:val="ListParagraph"/>
+        <w:numPr>
+          <w:ilvl w:val="0"/>
+          <w:numId w:val="2"/>
+        </w:numPr>
+        <w:spacing w:after="60" w:line="276"/>
+      </w:pPr>
+      <w:r>
+        <w:rPr>
+          <w:rFonts w:ascii="Calibri" w:cs="Calibri" w:eastAsia="Calibri" w:hAnsi="Calibri"/>
+          <w:sz w:val="21"/>
+          <w:szCs w:val="21"/>
+        </w:rPr>
+        <w:t xml:space="preserve">This area is still moving: the Tax Court’s functional test has been appealed in more than one circuit (including in Soroban and Sirius Solutions), so check the current status of those appeals — and which circuit the taxpayer is in — before taking a position either way.</w:t>
+      </w:r>
+    </w:p>
+    <w:p>
+      <w:pPr>
         <w:spacing w:after="140" w:line="276"/>
         <w:ind w:left="720"/>
       </w:pPr>
@@ -6340,6 +6430,24 @@
     </w:p>
     <w:p>
       <w:pPr>
+        <w:pStyle w:val="ListParagraph"/>
+        <w:numPr>
+          <w:ilvl w:val="0"/>
+          <w:numId w:val="2"/>
+        </w:numPr>
+        <w:spacing w:after="60" w:line="276"/>
+      </w:pPr>
+      <w:r>
+        <w:rPr>
+          <w:rFonts w:ascii="Calibri" w:cs="Calibri" w:eastAsia="Calibri" w:hAnsi="Calibri"/>
+          <w:sz w:val="21"/>
+          <w:szCs w:val="21"/>
+        </w:rPr>
+        <w:t xml:space="preserve">Withholding can only come out of wages actually being paid — an employer cannot withhold more than the paycheck it is running — so a large year-end catch-up may need to be paired with a bonus or a larger final paycheck big enough to carry it.</w:t>
+      </w:r>
+    </w:p>
+    <w:p>
+      <w:pPr>
         <w:spacing w:after="140" w:line="276"/>
         <w:ind w:left="720"/>
       </w:pPr>
@@ -7070,7 +7178,7 @@
           <w:sz w:val="21"/>
           <w:szCs w:val="21"/>
         </w:rPr>
-        <w:t xml:space="preserve">A very rough industry rule of thumb is that the election starts to net-save money somewhere in the range of $60,000–$100,000 of owner profit above a reasonable salary for the role — but this varies significantly by industry, region, and the specific reasonable-comp figure that role would command, so it should be modeled on the actual numbers, not assumed from a rule of thumb.</w:t>
+        <w:t xml:space="preserve">A commonly cited rule of thumb is that the election starts to net-save money once total owner profit reaches somewhere around $50,000–$100,000 — but this varies significantly by industry, region, the reasonable-comp figure for the role, and state entity-level taxes. It also interacts with the QBI deduction (W-2 salary reduces qualified business income) and the Social Security wage base (profit above it saves only the 2.9% Medicare portion), so it should be modeled on the actual numbers, not assumed from a rule of thumb.</w:t>
       </w:r>
     </w:p>
     <w:p>
@@ -7327,7 +7435,7 @@
           <w:sz w:val="21"/>
           <w:szCs w:val="21"/>
         </w:rPr>
-        <w:t xml:space="preserve">File within 30 days of the grant date, by mail to the IRS service center where the recipient’s return is filed, with a copy retained (and historically, a copy attached to that year’s return, though process details should be confirmed against current IRS procedure) — and keep proof of timely mailing, since there is no cure for a late filing.</w:t>
+        <w:t xml:space="preserve">File within 30 days of the grant date, by mail to the IRS service center where the recipient’s return is filed, using IRS Form 15620 or a written statement containing the information required by Treas. Reg. § 1.83-2(e), with a copy retained (for property transferred after 2015, a copy no longer has to be attached to the return) — and keep proof of timely mailing, since there is no cure for a late filing.</w:t>
       </w:r>
     </w:p>
     <w:p>
@@ -7492,7 +7600,7 @@
           <w:sz w:val="21"/>
           <w:szCs w:val="21"/>
         </w:rPr>
-        <w:t xml:space="preserve">IRC § 1202 allows the original holder of stock in a qualifying small C-corporation to exclude a large portion — potentially all — of the gain on an eventual sale from federal income tax, provided the stock is held more than five years and the underlying company meets a series of qualification requirements at the time of issuance. For a founder or early investor in a qualifying company, this can be one of the single largest tax benefits available in the entire tax code.</w:t>
+        <w:t xml:space="preserve">IRC § 1202 allows the original holder of stock in a qualifying small C-corporation to exclude a large portion — potentially all — of the gain on an eventual sale from federal income tax, provided the stock is held long enough (more than five years for the full exclusion; as little as three years for a partial exclusion on stock issued after July 4, 2025) and the underlying company meets a series of qualification requirements at the time of issuance. For a founder or early investor in a qualifying company, this can be one of the single largest tax benefits available in the entire tax code.</w:t>
       </w:r>
     </w:p>
     <w:p>
@@ -7522,20 +7630,20 @@
           <w:sz w:val="21"/>
           <w:szCs w:val="21"/>
         </w:rPr>
-        <w:t xml:space="preserve">To qualify as QSBS, the stock must be originally issued (not purchased from another shareholder) directly by a domestic C-corporation, acquired at original issuance in exchange for money, property, or services, and the corporation’s gross assets must not have exceeded $50 million at the time of issuance (this threshold and the exact exclusion percentages have been adjusted by recent legislation and should be confirmed against current law for the specific issuance date). The company must also be an active operating business in a qualifying industry — certain service-based fields (health, law, accounting, financial services, among others) are specifically excluded from qualifying.</w:t>
-      </w:r>
-    </w:p>
-    <w:p>
-      <w:pPr>
-        <w:spacing w:after="140" w:line="276"/>
-      </w:pPr>
-      <w:r>
-        <w:rPr>
-          <w:rFonts w:ascii="Calibri" w:cs="Calibri" w:eastAsia="Calibri" w:hAnsi="Calibri"/>
-          <w:sz w:val="21"/>
-          <w:szCs w:val="21"/>
-        </w:rPr>
-        <w:t xml:space="preserve">If the stock qualifies and is held for more than five years, a portion of the gain on sale — potentially up to 100% for stock acquired after the relevant post-2010 effective dates, subject to a cap that is the greater of $10 million or 10 times the taxpayer’s basis in the stock — is excluded from federal income tax entirely. This is dramatically more favorable than ordinary long-term capital gains treatment, which only reduces the tax rate rather than excluding the gain outright.</w:t>
+        <w:t xml:space="preserve">To qualify as QSBS, the stock must be originally issued (not purchased from another shareholder) directly by a domestic C-corporation, acquired at original issuance in exchange for money, property, or services, and the corporation’s aggregate gross assets must not have exceeded $50 million at any time before or immediately after the issuance — $75 million (indexed for inflation after 2026) for stock issued after July 4, 2025. The company must also be an active operating business in a qualifying industry — certain service-based fields (health, law, accounting, financial services, among others) are specifically excluded from qualifying.</w:t>
+      </w:r>
+    </w:p>
+    <w:p>
+      <w:pPr>
+        <w:spacing w:after="140" w:line="276"/>
+      </w:pPr>
+      <w:r>
+        <w:rPr>
+          <w:rFonts w:ascii="Calibri" w:cs="Calibri" w:eastAsia="Calibri" w:hAnsi="Calibri"/>
+          <w:sz w:val="21"/>
+          <w:szCs w:val="21"/>
+        </w:rPr>
+        <w:t xml:space="preserve">For stock acquired after September 27, 2010 and on or before July 4, 2025, 100% of the gain is excluded if the stock is held more than five years, up to the greater of $10 million or 10 times the taxpayer’s basis in the stock. For stock issued after July 4, 2025, the 2025 reconciliation act (commonly called the One Big Beautiful Bill Act) added a tiered schedule — 50% excluded after three years, 75% after four, and 100% after five — and raised the per-issuer cap to $15 million (indexed for inflation after 2026). The excluded portion is free of federal income tax entirely. This is dramatically more favorable than ordinary long-term capital gains treatment, which only reduces the tax rate rather than excluding the gain outright.</w:t>
       </w:r>
     </w:p>
     <w:p>
@@ -7566,7 +7674,7 @@
           <w:sz w:val="21"/>
           <w:szCs w:val="21"/>
         </w:rPr>
-        <w:t xml:space="preserve">The five-year holding period is a hard requirement — there is no partial exclusion for a shorter holding period, though a like-kind rollover under § 1045 can preserve the holding-period clock if qualifying stock is sold and reinvested in other QSBS within 60 days.</w:t>
+        <w:t xml:space="preserve">For stock issued on or before July 4, 2025, the five-year holding period is a hard requirement with no partial exclusion; for stock issued after that date, partial exclusions begin at three years. Either way, a § 1045 rollover can defer the gain and carry over the holding period if QSBS held more than six months is sold and the proceeds are reinvested in other QSBS within 60 days.</w:t>
       </w:r>
     </w:p>
     <w:p>
@@ -7653,7 +7761,7 @@
           <w:sz w:val="21"/>
           <w:szCs w:val="21"/>
         </w:rPr>
-        <w:t xml:space="preserve">Qualification is easy to lose track of informally — confirm and document QSBS status (the corporation’s gross assets at issuance, its qualifying business activity, and the original-issuance nature of the stock) at the time stock is received, since reconstructing this years later at sale, from a company that may no longer exist in the same form, is far harder.</w:t>
+        <w:t xml:space="preserve">Qualification is easy to lose track of informally — confirm and document QSBS status (the corporation’s gross assets at issuance, its qualifying business activity, and the original-issuance nature of the stock) at the time stock is received, since reconstructing this years later at sale, from a company that may no longer exist in the same form, is far harder. If founder or employee stock is subject to vesting, a timely § 83(b) election is what starts the QSBS holding period at grant rather than at each vesting date.</w:t>
       </w:r>
     </w:p>
     <w:p>
@@ -7887,6 +7995,24 @@
     </w:p>
     <w:p>
       <w:pPr>
+        <w:pStyle w:val="ListParagraph"/>
+        <w:numPr>
+          <w:ilvl w:val="0"/>
+          <w:numId w:val="2"/>
+        </w:numPr>
+        <w:spacing w:after="60" w:line="276"/>
+      </w:pPr>
+      <w:r>
+        <w:rPr>
+          <w:rFonts w:ascii="Calibri" w:cs="Calibri" w:eastAsia="Calibri" w:hAnsi="Calibri"/>
+          <w:sz w:val="21"/>
+          <w:szCs w:val="21"/>
+        </w:rPr>
+        <w:t xml:space="preserve">Beginning in 2026, itemized charitable deductions count only to the extent they exceed 0.5% of AGI, and for taxpayers in the 37% bracket the tax value of itemized deductions is capped at roughly 35 cents per dollar. The floor makes bunching several years of gifts into one year more attractive; the cap slightly reduces the value of each deducted dollar for top-bracket donors. The new charitable deduction for non-itemizers applies only to cash gifts and does not cover gifts to a donor-advised fund.</w:t>
+      </w:r>
+    </w:p>
+    <w:p>
+      <w:pPr>
         <w:spacing w:after="140" w:line="276"/>
         <w:ind w:left="720"/>
       </w:pPr>
@@ -8108,7 +8234,7 @@
           <w:sz w:val="21"/>
           <w:szCs w:val="21"/>
         </w:rPr>
-        <w:t xml:space="preserve">One common fix for an existing pre-tax IRA balance is to roll it into an employer’s 401(k) plan first (if the plan accepts incoming rollovers), which removes it from the pro-rata calculation since employer plan balances are not counted — clearing the way for a clean backdoor Roth going forward.</w:t>
+        <w:t xml:space="preserve">One common fix for an existing pre-tax IRA balance is to roll it into an employer’s 401(k) plan first (if the plan accepts incoming rollovers), which removes it from the pro-rata calculation since employer plan balances are not counted — clearing the way for a clean backdoor Roth going forward. Because the pro-rata calculation uses combined IRA balances as of December 31 of the conversion year, the rollover must be completed by that date.</w:t>
       </w:r>
     </w:p>
     <w:p>
@@ -8406,6 +8532,24 @@
     </w:p>
     <w:p>
       <w:pPr>
+        <w:pStyle w:val="ListParagraph"/>
+        <w:numPr>
+          <w:ilvl w:val="0"/>
+          <w:numId w:val="2"/>
+        </w:numPr>
+        <w:spacing w:after="60" w:line="276"/>
+      </w:pPr>
+      <w:r>
+        <w:rPr>
+          <w:rFonts w:ascii="Calibri" w:cs="Calibri" w:eastAsia="Calibri" w:hAnsi="Calibri"/>
+          <w:sz w:val="21"/>
+          <w:szCs w:val="21"/>
+        </w:rPr>
+        <w:t xml:space="preserve">After-tax contributions are subject to the plan’s ACP nondiscrimination test, which can force refunds of highly compensated employees’ after-tax contributions when rank-and-file participation is low — check how the plan has fared in testing before counting on the full amount.</w:t>
+      </w:r>
+    </w:p>
+    <w:p>
+      <w:pPr>
         <w:spacing w:after="140" w:line="276"/>
         <w:ind w:left="720"/>
       </w:pPr>
@@ -8884,7 +9028,7 @@
           <w:sz w:val="21"/>
           <w:szCs w:val="21"/>
         </w:rPr>
-        <w:t xml:space="preserve">Once a rental activity falls outside the passive "rental activity" definition on this seven-day basis, it is tested under the ordinary material-participation rules that apply to any other trade or business (Treas. Reg. § 1.469-5T) rather than under the rental-specific rules. If the owner materially participates — commonly satisfied by spending more than 500 hours on the activity during the year, or more time than anyone else involved, among several available tests — the activity is non-passive, and its losses (including a large first-year cost-segregation loss) can offset the owner’s wages, business income, or any other active income, with no grouping election and no need to qualify as a real-estate professional.</w:t>
+        <w:t xml:space="preserve">Once a rental activity falls outside the passive "rental activity" definition on this seven-day basis, it is tested under the ordinary material-participation rules that apply to any other trade or business (Treas. Reg. § 1.469-5T) rather than under the rental-specific rules. If the owner materially participates — commonly satisfied by spending more than 500 hours on the activity during the year, or more than 100 hours and at least as much time as any other individual (including cleaners and property managers), among several available tests — the activity is non-passive, and its losses (including a large first-year cost-segregation loss) can offset the owner’s wages, business income, or any other active income, with no grouping election and no need to qualify as a real-estate professional.</w:t>
       </w:r>
     </w:p>
     <w:p>
@@ -8939,6 +9083,42 @@
           <w:szCs w:val="21"/>
         </w:rPr>
         <w:t xml:space="preserve">This exception applies regardless of whether the owner has any other real-estate professional status — it is a standalone regulatory carve-out based purely on the rental’s average stay length and the owner’s participation in that specific activity, not on the owner’s overall real-estate involvement.</w:t>
+      </w:r>
+    </w:p>
+    <w:p>
+      <w:pPr>
+        <w:pStyle w:val="ListParagraph"/>
+        <w:numPr>
+          <w:ilvl w:val="0"/>
+          <w:numId w:val="2"/>
+        </w:numPr>
+        <w:spacing w:after="60" w:line="276"/>
+      </w:pPr>
+      <w:r>
+        <w:rPr>
+          <w:rFonts w:ascii="Calibri" w:cs="Calibri" w:eastAsia="Calibri" w:hAnsi="Calibri"/>
+          <w:sz w:val="21"/>
+          <w:szCs w:val="21"/>
+        </w:rPr>
+        <w:t xml:space="preserve">If the owner also uses the property personally for more than the greater of 14 days or 10% of the days it is rented, § 280A treats it as a residence and limits deductions to the rental income — no loss is allowed at all.</w:t>
+      </w:r>
+    </w:p>
+    <w:p>
+      <w:pPr>
+        <w:pStyle w:val="ListParagraph"/>
+        <w:numPr>
+          <w:ilvl w:val="0"/>
+          <w:numId w:val="2"/>
+        </w:numPr>
+        <w:spacing w:after="60" w:line="276"/>
+      </w:pPr>
+      <w:r>
+        <w:rPr>
+          <w:rFonts w:ascii="Calibri" w:cs="Calibri" w:eastAsia="Calibri" w:hAnsi="Calibri"/>
+          <w:sz w:val="21"/>
+          <w:szCs w:val="21"/>
+        </w:rPr>
+        <w:t xml:space="preserve">Even a non-passive loss is subject to the excess business loss limitation of IRC § 461(l), made permanent by the 2025 reconciliation act (commonly called the One Big Beautiful Bill Act): net business losses above an inflation-indexed threshold (about $256,000 single / $512,000 joint for 2026) cannot offset wages or investment income in the current year and instead carry forward as a net operating loss.</w:t>
       </w:r>
     </w:p>
     <w:p>
@@ -8966,7 +9146,7 @@
           <w:sz w:val="21"/>
           <w:szCs w:val="21"/>
         </w:rPr>
-        <w:t xml:space="preserve">An owner buys a vacation property and rents it out exclusively through short-term booking platforms, with an average guest stay of four nights across the year. She personally manages bookings, coordinates cleaning and maintenance, and handles all guest communication herself, logging roughly 600 hours over the year. A cost segregation study on the property produces a large first-year loss. Because the average stay is under seven days and she materially participates, the activity is non-passive, and the full loss offsets her W-2 wages from her regular job in the same year — no grouping election or real-estate-professional status is needed.</w:t>
+        <w:t xml:space="preserve">An owner buys a vacation property and rents it out exclusively through short-term booking platforms, with an average guest stay of four nights across the year. She personally manages bookings, coordinates cleaning and maintenance, and handles all guest communication herself, logging roughly 600 hours over the year. A cost segregation study on the property produces a large first-year loss. Because the average stay is under seven days and she materially participates, the activity is non-passive, and the loss offsets her W-2 wages from her regular job in the same year (up to the § 461(l) excess-business-loss limit) — no grouping election or real-estate-professional status is needed.</w:t>
       </w:r>
     </w:p>
     <w:p>
@@ -9368,7 +9548,7 @@
           <w:sz w:val="21"/>
           <w:szCs w:val="21"/>
         </w:rPr>
-        <w:t xml:space="preserve">A business that has taken significant depreciation on capital-intensive assets — equipment, real estate, vehicles — over the years is likely to have a meaningful hot-assets component built into any sale of an interest in it, because that recapture exposure travels with the interest and is triggered by its sale, the same as it would be if the partnership sold the underlying assets directly. The final K-1 for the year of sale should include a specific § 751(a) statement quantifying this ordinary-income slice; without it, the seller cannot correctly determine how much of the gain is capital versus ordinary.</w:t>
+        <w:t xml:space="preserve">A business that has taken significant depreciation on equipment, vehicles, or cost-segregated real-estate components (§ 1245 property) over the years is likely to have a meaningful hot-assets component built into any sale of an interest in it, because that recapture exposure travels with the interest and is triggered by its sale, the same as it would be if the partnership sold the underlying assets directly. The final K-1 for the year of sale should include a specific § 751(a) statement quantifying this ordinary-income slice; without it, the seller cannot correctly determine how much of the gain is capital versus ordinary.</w:t>
       </w:r>
     </w:p>
     <w:p>
@@ -9427,7 +9607,7 @@
           <w:sz w:val="21"/>
           <w:szCs w:val="21"/>
         </w:rPr>
-        <w:t xml:space="preserve">Do not assume a partnership-interest sale is entirely long-term capital gain simply because the interest itself was held long-term — the hot-assets rule looks through to the character of the partnership’s underlying assets, and a business with substantial depreciated equipment or real estate typically has real ordinary-income exposure buried in what looks, from the seller’s side, like a single capital transaction.</w:t>
+        <w:t xml:space="preserve">Do not assume a partnership-interest sale is entirely long-term capital gain simply because the interest itself was held long-term — the hot-assets rule looks through to the character of the partnership’s underlying assets, and a business with substantial depreciated equipment typically has real ordinary-income exposure buried in what looks, from the seller’s side, like a single capital transaction. Straight-line depreciation on buildings is generally not a hot asset, but the gain attributable to it is still taxed at up to 25% as unrecaptured § 1250 gain under the look-through rule of Treas. Reg. § 1.1(h)-1.</w:t>
       </w:r>
     </w:p>
     <w:p>
@@ -9576,20 +9756,20 @@
           <w:sz w:val="21"/>
           <w:szCs w:val="21"/>
         </w:rPr>
-        <w:t xml:space="preserve">A taxpayer with an eligible capital gain has a limited window — generally 180 days from the event that produced the gain — to invest a matching amount in a Qualified Opportunity Fund and elect to defer recognition of that gain. The deferred gain is not forgiven; it is recognized later, generally on the earlier of the taxpayer disposing of the QOF investment or a statutory inclusion date set by the current rules, at which point the originally deferred amount becomes taxable (subject to any basis step-up the specific rules in effect provide for a sufficiently long holding period before that date).</w:t>
-      </w:r>
-    </w:p>
-    <w:p>
-      <w:pPr>
-        <w:spacing w:after="140" w:line="276"/>
-      </w:pPr>
-      <w:r>
-        <w:rPr>
-          <w:rFonts w:ascii="Calibri" w:cs="Calibri" w:eastAsia="Calibri" w:hAnsi="Calibri"/>
-          <w:sz w:val="21"/>
-          <w:szCs w:val="21"/>
-        </w:rPr>
-        <w:t xml:space="preserve">Separately from the deferral of the original gain, if the taxpayer holds the new QOF investment itself for a long enough period (historically structured around a roughly ten-year holding point), any appreciation in the QOF investment itself — growth on the new money, not the original deferred gain — can be permanently excluded from tax entirely when the QOF interest is eventually sold. This second benefit is what makes QOZ investing attractive as more than just a deferral tool: it can convert new investment growth into entirely tax-free gain.</w:t>
+        <w:t xml:space="preserve">A taxpayer with an eligible capital gain has a limited window — generally 180 days from the event that produced the gain — to invest a matching amount in a Qualified Opportunity Fund and elect to defer recognition of that gain. The deferred gain is not forgiven; it is recognized later, on the earlier of disposing of the QOF investment or a statutory inclusion date. Under the original 2017 rules, that inclusion date is December 31, 2026 for every investment — so an investment made under the original rules in 2026 defers the gain by only months. The 2025 reconciliation act (commonly called the One Big Beautiful Bill Act) made the program permanent for investments made after December 31, 2026: deferral then runs until the earlier of disposition or five years after the investment, and an investment held at least five years receives a 10% basis step-up on the deferred gain (30% for qualified rural opportunity funds).</w:t>
+      </w:r>
+    </w:p>
+    <w:p>
+      <w:pPr>
+        <w:spacing w:after="140" w:line="276"/>
+      </w:pPr>
+      <w:r>
+        <w:rPr>
+          <w:rFonts w:ascii="Calibri" w:cs="Calibri" w:eastAsia="Calibri" w:hAnsi="Calibri"/>
+          <w:sz w:val="21"/>
+          <w:szCs w:val="21"/>
+        </w:rPr>
+        <w:t xml:space="preserve">Separately from the deferral of the original gain, if the taxpayer holds the new QOF investment itself for a long enough period (at least ten years; under the permanent rules, appreciation after the 30-year mark is no longer excluded), any appreciation in the QOF investment itself — growth on the new money, not the original deferred gain — can be permanently excluded from tax entirely when the QOF interest is eventually sold. This second benefit is what makes QOZ investing attractive as more than just a deferral tool: it can convert new investment growth into entirely tax-free gain.</w:t>
       </w:r>
     </w:p>
     <w:p>
@@ -9638,7 +9818,7 @@
           <w:sz w:val="21"/>
           <w:szCs w:val="21"/>
         </w:rPr>
-        <w:t xml:space="preserve">The specific percentages, holding-period milestones, and zone designations have been modified by subsequent legislation since the original 2017 enactment — confirm the current-law mechanics in effect for the specific tax year of the gain before relying on any exact figures.</w:t>
+        <w:t xml:space="preserve">A new round of zone designations takes effect January 1, 2027, replacing the original zones — confirm the fund’s property is in a zone designated for the period of the investment. Because a gain realized in the second half of 2026 has a 180-day window that reaches into 2027, it may be worth waiting to invest under the new rules rather than investing in 2026 for only a few months of deferral; confirm the transition rules before relying on this.</w:t>
       </w:r>
     </w:p>
     <w:p>
@@ -9895,7 +10075,7 @@
           <w:sz w:val="21"/>
           <w:szCs w:val="21"/>
         </w:rPr>
-        <w:t xml:space="preserve">Watch the wash-sale rule carefully around year-end, including in a spouse’s account or an IRA, since purchases in those accounts can also trigger a wash sale on a loss realized in a personal taxable account.</w:t>
+        <w:t xml:space="preserve">Watch the wash-sale rule carefully around year-end, including in a spouse’s account or an IRA, since purchases in those accounts can also trigger a wash sale on a loss realized in a personal taxable account — and a loss washed by an IRA purchase is lost permanently rather than added to basis (Rev. Rul. 2008-5).</w:t>
       </w:r>
     </w:p>
     <w:p>
@@ -11272,7 +11452,7 @@
           <w:sz w:val="21"/>
           <w:szCs w:val="21"/>
         </w:rPr>
-        <w:t xml:space="preserve">A profitable S-corporation has accumulated roughly $600,000 of already-taxed, undistributed earnings, plus another $2.8 million of current-year profit, as it prepares to convert into a C-corporation structure to raise outside investment. Before the contribution to the new C-corporation parent closes, the owners distribute $2 million of that accumulated pool to themselves. Had they waited and taken the same $2 million out after the conversion instead, it would have been taxed again as a dividend — an entirely avoidable second layer of tax on money that had already been taxed once.</w:t>
+        <w:t xml:space="preserve">A profitable S-corporation has accumulated roughly $600,000 of already-taxed, undistributed earnings, plus another $2.8 million of current-year profit, as it prepares to convert into a C-corporation structure to raise outside investment. Before the contribution to the new C-corporation parent closes, the owners distribute $2 million of already-taxed earnings to themselves — the $600,000 accumulated from prior years plus part of the current-year profit, which is also taxed to them through the S corporation’s final short year. Had they waited and taken the same $2 million out after the conversion instead, it would have been taxed again as a dividend — an entirely avoidable second layer of tax on money that had already been taxed once.</w:t>
       </w:r>
     </w:p>
     <w:p>
@@ -11434,7 +11614,43 @@
           <w:sz w:val="21"/>
           <w:szCs w:val="21"/>
         </w:rPr>
-        <w:t xml:space="preserve">This creates a specific, calculable crossover: because the deduction is capped at 50% of wages, a business that increases its total W-2 wage expense by one dollar can support up to fifty additional cents of QBI deduction from that one dollar of extra wages, at a tax cost of only the added payroll tax on that dollar (since income tax on the wage itself is a wash — it simply shifts from being profit to being wages, both eventually taxed to the same owner). Where the wage base is the binding constraint, a modest, deliberate increase in wages — paid before year-end, through payroll — can unlock QBI deduction that would otherwise be permanently capped away.</w:t>
+        <w:t xml:space="preserve">This creates a specific, calculable crossover. When an S corporation raises its owner’s W-2 wages by one dollar, the 50%-of-wages cap rises by fifty cents — but the extra wage also reduces the business’s qualified business income by that dollar, cutting the 20% deduction base by twenty cents. The net gain is roughly thirty cents of additional deduction per dollar of wages, at the cost of the added payroll tax on that dollar (income tax on the wage itself is otherwise a wash, since it simply shifts from profit to wages taxed to the same owner). Where wages are the binding constraint, the deduction peaks when 50% of wages equals 20% of the remaining QBI — that is, when wages are about 2/7 (roughly 28.6%) of profit before owner wages; paying more than that reduces the deduction.</w:t>
+      </w:r>
+    </w:p>
+    <w:p>
+      <w:pPr>
+        <w:pStyle w:val="ListParagraph"/>
+        <w:numPr>
+          <w:ilvl w:val="0"/>
+          <w:numId w:val="2"/>
+        </w:numPr>
+        <w:spacing w:after="60" w:line="276"/>
+      </w:pPr>
+      <w:r>
+        <w:rPr>
+          <w:rFonts w:ascii="Calibri" w:cs="Calibri" w:eastAsia="Calibri" w:hAnsi="Calibri"/>
+          <w:sz w:val="21"/>
+          <w:szCs w:val="21"/>
+        </w:rPr>
+        <w:t xml:space="preserve">The owner’s own W-2 wages can only be raised this way in an S corporation. A partner’s guaranteed payments and a sole proprietor’s draws are not W-2 wages, so a partnership or Schedule C business can raise the wage cap only by paying real wages to employees.</w:t>
+      </w:r>
+    </w:p>
+    <w:p>
+      <w:pPr>
+        <w:pStyle w:val="ListParagraph"/>
+        <w:numPr>
+          <w:ilvl w:val="0"/>
+          <w:numId w:val="2"/>
+        </w:numPr>
+        <w:spacing w:after="60" w:line="276"/>
+      </w:pPr>
+      <w:r>
+        <w:rPr>
+          <w:rFonts w:ascii="Calibri" w:cs="Calibri" w:eastAsia="Calibri" w:hAnsi="Calibri"/>
+          <w:sz w:val="21"/>
+          <w:szCs w:val="21"/>
+        </w:rPr>
+        <w:t xml:space="preserve">Above the threshold, a specified service trade or business (such as health, law, accounting, consulting, or financial services) loses the deduction entirely once fully phased in, so no wage true-up helps. The 2025 reconciliation act (commonly called the One Big Beautiful Bill Act) made § 199A permanent and, starting in 2026, widened the phase-in range above the threshold to $75,000 ($150,000 for joint filers).</w:t>
       </w:r>
     </w:p>
     <w:p>
@@ -11516,7 +11732,7 @@
           <w:sz w:val="21"/>
           <w:szCs w:val="21"/>
         </w:rPr>
-        <w:t xml:space="preserve">An S-corporation’s current W-2 wages support only $400,000 of QBI deduction under the 50%-of-wages cap, even though the owners’ full 20% entitlement on the year’s profit would otherwise be worth considerably more. Before year-end, the business pays an additional bonus through payroll, raising total wages enough to lift the wage-based cap and capture roughly fifty cents of additional QBI deduction for every dollar of bonus paid — a net benefit after accounting for the payroll tax cost of the bonus itself.</w:t>
+        <w:t xml:space="preserve">An S-corporation’s current W-2 wages support only $400,000 of QBI deduction under the 50%-of-wages cap, even though the owners’ full 20% entitlement on the year’s profit would otherwise be worth considerably more. Before year-end, the business pays an additional bonus through payroll, raising total wages enough to lift the wage-based cap and capture roughly thirty cents of additional QBI deduction for every dollar of bonus paid (fifty cents from the higher wage cap, less twenty cents because the bonus itself reduces QBI) — a net benefit after accounting for the payroll tax cost of the bonus itself.</w:t>
       </w:r>
     </w:p>
     <w:p>
@@ -11778,6 +11994,42 @@
     </w:p>
     <w:p>
       <w:pPr>
+        <w:pStyle w:val="ListParagraph"/>
+        <w:numPr>
+          <w:ilvl w:val="0"/>
+          <w:numId w:val="2"/>
+        </w:numPr>
+        <w:spacing w:after="60" w:line="276"/>
+      </w:pPr>
+      <w:r>
+        <w:rPr>
+          <w:rFonts w:ascii="Calibri" w:cs="Calibri" w:eastAsia="Calibri" w:hAnsi="Calibri"/>
+          <w:sz w:val="21"/>
+          <w:szCs w:val="21"/>
+        </w:rPr>
+        <w:t xml:space="preserve">Even a non-passive loss is subject to the excess business loss limitation of IRC § 461(l), made permanent by the 2025 reconciliation act (commonly called the One Big Beautiful Bill Act): net business losses above an inflation-indexed threshold (about $256,000 single / $512,000 joint for 2026) cannot offset wages or investment income in the current year and instead carry forward as a net operating loss.</w:t>
+      </w:r>
+    </w:p>
+    <w:p>
+      <w:pPr>
+        <w:pStyle w:val="ListParagraph"/>
+        <w:numPr>
+          <w:ilvl w:val="0"/>
+          <w:numId w:val="2"/>
+        </w:numPr>
+        <w:spacing w:after="60" w:line="276"/>
+      </w:pPr>
+      <w:r>
+        <w:rPr>
+          <w:rFonts w:ascii="Calibri" w:cs="Calibri" w:eastAsia="Calibri" w:hAnsi="Calibri"/>
+          <w:sz w:val="21"/>
+          <w:szCs w:val="21"/>
+        </w:rPr>
+        <w:t xml:space="preserve">IDCs prepaid at year-end are deductible in the year paid only if drilling begins within 90 days after year-end (§ 461(i)(2)) and the prepayment has a genuine business purpose. Deducted IDCs are also recaptured as ordinary income under § 1254 when the property is sold.</w:t>
+      </w:r>
+    </w:p>
+    <w:p>
+      <w:pPr>
         <w:spacing w:after="140" w:line="276"/>
         <w:ind w:left="720"/>
       </w:pPr>
@@ -11801,7 +12053,7 @@
           <w:sz w:val="21"/>
           <w:szCs w:val="21"/>
         </w:rPr>
-        <w:t xml:space="preserve">An individual with roughly $1 million of W-2 income places $500,000 into a working interest in a new drilling project, held directly (not through a liability-limiting entity) to preserve the exemption from passive treatment. The operator’s AFE itemizes a large majority of the investment as intangible drilling costs. The investor deducts that portion in full in the year paid, directly offsetting the ordinary W-2 income that would otherwise be taxed at the top marginal rate — a benefit unavailable to a similarly sized investment held as a passive limited-partner interest in almost any other asset class.</w:t>
+        <w:t xml:space="preserve">An individual with roughly $1 million of W-2 income places $500,000 into a working interest in a new drilling project, held directly (not through a liability-limiting entity) to preserve the exemption from passive treatment. The operator’s AFE itemizes a large majority of the investment as intangible drilling costs. The investor deducts that portion in full in the year paid, offsetting ordinary W-2 income that would otherwise be taxed at the top marginal rate — up to the § 461(l) excess-business-loss limit (about $512,000 on a 2026 joint return, half that for a single filer), with any excess carried forward as a net operating loss — a benefit unavailable to a similarly sized investment held as a passive limited-partner interest in almost any other asset class.</w:t>
       </w:r>
     </w:p>
     <w:p>
@@ -11994,6 +12246,24 @@
           <w:sz w:val="21"/>
           <w:szCs w:val="21"/>
         </w:rPr>
+        <w:t xml:space="preserve">The tax is 20% of accumulated taxable income, and every C corporation gets a minimum accumulated earnings credit of $250,000 ($150,000 for personal service corporations in fields such as health, law, accounting, and consulting) before a reasonable-needs analysis is even needed.</w:t>
+      </w:r>
+    </w:p>
+    <w:p>
+      <w:pPr>
+        <w:pStyle w:val="ListParagraph"/>
+        <w:numPr>
+          <w:ilvl w:val="0"/>
+          <w:numId w:val="2"/>
+        </w:numPr>
+        <w:spacing w:after="60" w:line="276"/>
+      </w:pPr>
+      <w:r>
+        <w:rPr>
+          <w:rFonts w:ascii="Calibri" w:cs="Calibri" w:eastAsia="Calibri" w:hAnsi="Calibri"/>
+          <w:sz w:val="21"/>
+          <w:szCs w:val="21"/>
+        </w:rPr>
         <w:t xml:space="preserve">A written, board-adopted no-dividend or measured-dividend policy, paired with documented reinvestment plans, is a stronger defense than simply never discussing dividends at all.</w:t>
       </w:r>
     </w:p>
@@ -12333,7 +12603,7 @@
           <w:sz w:val="21"/>
           <w:szCs w:val="21"/>
         </w:rPr>
-        <w:t xml:space="preserve">An active trader has purchased shares of the same stock at several different times over the past two years. Needing to raise cash, he sells shares without specifying a lot, and the brokerage’s default method sells his most recently purchased, short-term lot — generating a large short-term gain taxed at his top ordinary rate. Had he instead specifically identified and sold his oldest lot, held for over a year, the identical dollar amount of gain would have qualified for the long-term capital gains rate instead — a difference of many percentage points on the same trade, avoidable simply by selecting the lot deliberately at the time of sale.</w:t>
+        <w:t xml:space="preserve">An active trader has purchased shares of the same stock at several different times over the past two years. Needing to raise cash, he sells shares without specifying a lot, and his account’s default lot-relief method — which had been set to last-in, first-out rather than the more common first-in, first-out — sells his most recently purchased, short-term lot — generating a large short-term gain taxed at his top ordinary rate. Had he instead specifically identified and sold his oldest lot, held for over a year, the identical dollar amount of gain would have qualified for the long-term capital gains rate instead — a difference of many percentage points on the same trade, avoidable simply by selecting the lot deliberately at the time of sale.</w:t>
       </w:r>
     </w:p>
     <w:p>
@@ -12513,20 +12783,20 @@
           <w:sz w:val="21"/>
           <w:szCs w:val="21"/>
         </w:rPr>
-        <w:t xml:space="preserve">Once a funding round prices the company, that valuation becomes a matter of public or semi-public record (at minimum, known to the parties and their advisors), and any later gift of an interest in the business will be measured against that higher benchmark. Gifting before the round closes — using the same professional appraisal process the financing itself requires anyway — captures the business at its lower pre-money value for gift-tax purposes, and every dollar of appreciation from that point forward (including the entire bump from the round itself, and everything that follows) accrues outside the giver’s estate, in the hands of whoever received the gift.</w:t>
-      </w:r>
-    </w:p>
-    <w:p>
-      <w:pPr>
-        <w:spacing w:after="140" w:line="276"/>
-      </w:pPr>
-      <w:r>
-        <w:rPr>
-          <w:rFonts w:ascii="Calibri" w:cs="Calibri" w:eastAsia="Calibri" w:hAnsi="Calibri"/>
-          <w:sz w:val="21"/>
-          <w:szCs w:val="21"/>
-        </w:rPr>
-        <w:t xml:space="preserve">This is estate planning, not income-tax planning: the benefit is measured in eventual estate-tax exposure avoided (particularly relevant in a state with its own estate tax and a lower exemption threshold than the federal exemption, or for an estate large enough to eventually exceed the federal exemption), not in a current-year income tax deduction.</w:t>
+        <w:t xml:space="preserve">Once a funding round prices the company, that valuation becomes a matter of public or semi-public record (at minimum, known to the parties and their advisors), and any later gift of an interest in the business will be measured against that higher benchmark. Gifting before the round closes — supported by an independent qualified appraisal — captures the business at its lower pre-money value for gift-tax purposes, and every dollar of appreciation from that point forward (including the entire bump from the round itself, and everything that follows) accrues outside the giver’s estate, in the hands of whoever received the gift.</w:t>
+      </w:r>
+    </w:p>
+    <w:p>
+      <w:pPr>
+        <w:spacing w:after="140" w:line="276"/>
+      </w:pPr>
+      <w:r>
+        <w:rPr>
+          <w:rFonts w:ascii="Calibri" w:cs="Calibri" w:eastAsia="Calibri" w:hAnsi="Calibri"/>
+          <w:sz w:val="21"/>
+          <w:szCs w:val="21"/>
+        </w:rPr>
+        <w:t xml:space="preserve">This is estate planning, not income-tax planning: the benefit is measured in eventual estate-tax exposure avoided (particularly relevant in a state with its own estate tax and a lower exemption threshold than the federal exemption, or for an estate large enough to eventually exceed the federal exemption, which is $15 million per person for 2026 and indexed for inflation thereafter), not in a current-year income tax deduction.</w:t>
       </w:r>
     </w:p>
     <w:p>
@@ -12562,7 +12832,7 @@
           <w:sz w:val="21"/>
           <w:szCs w:val="21"/>
         </w:rPr>
-        <w:t xml:space="preserve">Obtain a professional, independent appraisal to support the gifted value — this is typically needed for the financing round itself, making the incremental cost of using it to also support the gift relatively small.</w:t>
+        <w:t xml:space="preserve">Obtain a qualified, independent appraisal to support the gifted value, and report the gift on Form 709 with the adequate-disclosure information required by Treas. Reg. § 301.6501(c)-1(f) — adequate disclosure is what starts the three-year period for the IRS to challenge the value. A company’s § 409A valuation for option pricing can be a useful reference point but is not a substitute for a gift-tax appraisal.</w:t>
       </w:r>
     </w:p>
     <w:p>
@@ -12770,7 +13040,7 @@
           <w:sz w:val="21"/>
           <w:szCs w:val="21"/>
         </w:rPr>
-        <w:t xml:space="preserve">A foreign property owner should also be aware that IRC § 1031(h) specifically excludes foreign real property from being treated as "like-kind" to U.S. real property for purposes of a tax-deferred exchange — meaning the like-kind exchange deferral strategy commonly used to defer gain on the sale of U.S. investment real estate is simply unavailable when the property being sold (or the property being acquired) is located outside the United States. A foreign property must generally be sold in a fully taxable transaction, and any planning to reduce the tax on that sale (loss harvesting elsewhere, timing the sale into a lower-income year, etc.) needs to work through other levers instead.</w:t>
+        <w:t xml:space="preserve">A foreign property owner should also be aware that IRC § 1031(h) specifically excludes foreign real property from being treated as "like-kind" to U.S. real property for purposes of a tax-deferred exchange — meaning a foreign property cannot be exchanged tax-free for U.S. property, or vice versa. An exchange of foreign real property for other foreign real property can still qualify under § 1031, but a foreign property that is sold outright, or sold to reinvest in U.S. real estate, is a fully taxable transaction — and planning to reduce the tax on that sale (loss harvesting elsewhere, timing the sale into a lower-income year, foreign tax credits for tax paid abroad, etc.) has to work through other levers.</w:t>
       </w:r>
     </w:p>
     <w:p>
@@ -12865,7 +13135,7 @@
           <w:sz w:val="21"/>
           <w:szCs w:val="21"/>
         </w:rPr>
-        <w:t xml:space="preserve">An individual owns a vacation rental property abroad that has never been reported on a U.S. tax return, despite years of rental activity. Bringing the property current requires reporting the rental income going forward and depreciating the property under ADS — 30-year straight-line, no bonus — rather than the 27.5-year accelerated treatment a comparable U.S. property could use. When the owner later considers selling, a like-kind exchange is not available because the property is foreign, so any gain will be fully taxable in the year of sale, planned around using other levers (such as an existing capital loss carryforward) rather than a tax-deferred exchange.</w:t>
+        <w:t xml:space="preserve">An individual owns a vacation rental property abroad that has never been reported on a U.S. tax return, despite years of rental activity. Bringing the property current requires reporting the rental income going forward and depreciating the property under ADS — 30-year straight-line, no bonus — rather than the 27.5-year accelerated treatment a comparable U.S. property could use. When the owner later considers selling, a like-kind exchange into U.S. property is not available because the property is foreign (only an exchange into other foreign real property could qualify), so any gain will be fully taxable in the year of sale, planned around using other levers (such as an existing capital loss carryforward) rather than a tax-deferred exchange.</w:t>
       </w:r>
     </w:p>
     <w:p>
@@ -13122,7 +13392,7 @@
           <w:sz w:val="21"/>
           <w:szCs w:val="21"/>
         </w:rPr>
-        <w:t xml:space="preserve">An executive has a $250,000 nonqualified deferred compensation payment scheduled for January of next year, a year in which she expects unusually high total income and a peak marginal tax rate. More than twelve months before that scheduled date, she reviews her plan document, confirms a subsequent deferral election is permitted for this payment type, and elects to push the distribution out five years to a year in which she expects meaningfully lower income (for instance, after leaving a high-paying role for an equity-heavy startup position). The same $250,000 is taxed years later at a materially lower marginal rate, solely because the election was made well within the required advance window.</w:t>
+        <w:t xml:space="preserve">An executive has a $250,000 nonqualified deferred compensation payment scheduled for January two years from now, a year in which she expects unusually high total income and a peak marginal tax rate. More than twelve months before that scheduled date, she reviews her plan document, confirms a subsequent deferral election is permitted for this payment type, and elects to push the distribution out five years to a year in which she expects meaningfully lower income (for instance, after leaving a high-paying role for an equity-heavy startup position). The same $250,000 is taxed years later at a materially lower marginal rate, solely because the election was made well within the required advance window.</w:t>
       </w:r>
     </w:p>
     <w:p>
@@ -13241,7 +13511,25 @@
           <w:sz w:val="21"/>
           <w:szCs w:val="21"/>
         </w:rPr>
-        <w:t xml:space="preserve">IRC § 263A — capitalization of certain costs to inventory (UNICAP)</w:t>
+        <w:t xml:space="preserve">IRC § 263A — capitalization of certain costs to inventory (UNICAP), including the § 263A(i) small-business exemption</w:t>
+      </w:r>
+    </w:p>
+    <w:p>
+      <w:pPr>
+        <w:pStyle w:val="ListParagraph"/>
+        <w:numPr>
+          <w:ilvl w:val="0"/>
+          <w:numId w:val="2"/>
+        </w:numPr>
+        <w:spacing w:after="60" w:line="276"/>
+      </w:pPr>
+      <w:r>
+        <w:rPr>
+          <w:rFonts w:ascii="Calibri" w:cs="Calibri" w:eastAsia="Calibri" w:hAnsi="Calibri"/>
+          <w:sz w:val="21"/>
+          <w:szCs w:val="21"/>
+        </w:rPr>
+        <w:t xml:space="preserve">IRC § 195 — start-up expenditures</w:t>
       </w:r>
     </w:p>
     <w:p>
@@ -13302,20 +13590,20 @@
           <w:sz w:val="21"/>
           <w:szCs w:val="21"/>
         </w:rPr>
-        <w:t xml:space="preserve">A venture that is a legitimate trade or business is entitled to deduct its ordinary and necessary expenses under IRC § 162, the same as any other business — including expenses incurred well before any revenue arrives, as long as the activity has actually begun (as opposed to still being in a pre-formation "startup cost" phase, which has its own separate, more limited set of rules for capitalizing and amortizing initial costs).</w:t>
-      </w:r>
-    </w:p>
-    <w:p>
-      <w:pPr>
-        <w:spacing w:after="140" w:line="276"/>
-      </w:pPr>
-      <w:r>
-        <w:rPr>
-          <w:rFonts w:ascii="Calibri" w:cs="Calibri" w:eastAsia="Calibri" w:hAnsi="Calibri"/>
-          <w:sz w:val="21"/>
-          <w:szCs w:val="21"/>
-        </w:rPr>
-        <w:t xml:space="preserve">A venture that produces or holds physical inventory — a manufacturing, agricultural, or craft-production business, for instance — must also apply the uniform capitalization rules (UNICAP) under IRC § 263A, which generally require certain production costs (labor, allocable overhead, and specified indirect costs) to be capitalized into the cost of inventory rather than deducted immediately as they are incurred. For an activity that has been informally accumulating years of production costs without ever setting up an inventory account, catching this up properly — capitalizing the accumulated costs into an opening inventory figure rather than either ignoring them or trying to deduct them all at once — is a necessary, one-time cleanup step.</w:t>
+        <w:t xml:space="preserve">A venture that is a legitimate trade or business is entitled to deduct its ordinary and necessary expenses under IRC § 162, the same as any other business — including expenses incurred well before any revenue arrives, as long as the activity has actually begun (as opposed to still being in a pre-formation "startup cost" phase, which has its own separate, more limited set of rules: under § 195, up to $5,000 of start-up costs can be deducted in the year the business begins, reduced once total start-up costs exceed $50,000, with the rest amortized over 180 months).</w:t>
+      </w:r>
+    </w:p>
+    <w:p>
+      <w:pPr>
+        <w:spacing w:after="140" w:line="276"/>
+      </w:pPr>
+      <w:r>
+        <w:rPr>
+          <w:rFonts w:ascii="Calibri" w:cs="Calibri" w:eastAsia="Calibri" w:hAnsi="Calibri"/>
+          <w:sz w:val="21"/>
+          <w:szCs w:val="21"/>
+        </w:rPr>
+        <w:t xml:space="preserve">A venture that produces or holds physical inventory — a manufacturing, agricultural, or craft-production business, for instance — must account for that inventory, and larger businesses must also apply the uniform capitalization rules (UNICAP) under IRC § 263A, which generally require certain production costs (labor, allocable overhead, and specified indirect costs) to be capitalized into the cost of inventory rather than deducted immediately as they are incurred. A small business taxpayer whose average annual gross receipts for the prior three years do not exceed the § 448(c) threshold (about $31 million for 2025, indexed) is exempt from UNICAP under § 263A(i), and farming businesses are separately exempt for plants with a preproductive period of two years or less (§ 263A(d)). For an activity that has been informally accumulating years of production costs without ever setting up an inventory account, the one-time cleanup step is to determine which rules actually apply — for most small ventures, the ordinary inventory rules rather than full UNICAP — and then establish an opening inventory figure rather than either ignoring the costs or trying to deduct them all at once.</w:t>
       </w:r>
     </w:p>
     <w:p>
@@ -13397,7 +13685,7 @@
           <w:sz w:val="21"/>
           <w:szCs w:val="21"/>
         </w:rPr>
-        <w:t xml:space="preserve">A family has spent several years and real money producing a specialty agricultural product as a side venture, generating no revenue yet and keeping no separate books, on the informal advice that it "isn’t worth the paperwork" until it starts selling. Properly formalized, the activity is a genuine trade or business under § 183 (there is real effort, a plan to eventually sell the product, and improving practices over time), entitling it to deduct its ordinary costs — but because it has accumulated inventory over multiple years, those production costs must first be capitalized into an opening inventory figure under § 263A rather than simply written off, and a separate bank account and basic books need to be established going forward to support the profit-motive position if it is ever questioned.</w:t>
+        <w:t xml:space="preserve">A family has spent several years and real money producing a specialty agricultural product as a side venture, generating no revenue yet and keeping no separate books, on the informal advice that it "isn’t worth the paperwork" until it starts selling. Properly formalized, the activity is a genuine trade or business under § 183 (there is real effort, a plan to eventually sell the product, and improving practices over time), entitling it to deduct its ordinary costs — but because it has accumulated inventory over multiple years, the production costs that belong in inventory must first be captured in an opening inventory figure rather than simply written off (at its size, the venture is likely exempt from full § 263A capitalization, but the product still has to be accounted for as inventory), and a separate bank account and basic books need to be established going forward to support the profit-motive position if it is ever questioned.</w:t>
       </w:r>
     </w:p>
     <w:p>
@@ -13422,7 +13710,7 @@
           <w:sz w:val="30"/>
           <w:szCs w:val="30"/>
         </w:rPr>
-        <w:t xml:space="preserve">41. Routing 1099 Severance or Consulting Income Through a New LLC</w:t>
+        <w:t xml:space="preserve">41. Severance vs. Consulting Income: When Self-Employment Planning Actually Applies</w:t>
       </w:r>
     </w:p>
     <w:p>
@@ -13480,7 +13768,61 @@
           <w:sz w:val="21"/>
           <w:szCs w:val="21"/>
         </w:rPr>
-        <w:t xml:space="preserve">IRC § 401(k) and § 408(k) — retirement plan contribution limits available to self-employment income</w:t>
+        <w:t xml:space="preserve">IRC § 3121(a) — wages for FICA purposes</w:t>
+      </w:r>
+    </w:p>
+    <w:p>
+      <w:pPr>
+        <w:pStyle w:val="ListParagraph"/>
+        <w:numPr>
+          <w:ilvl w:val="0"/>
+          <w:numId w:val="2"/>
+        </w:numPr>
+        <w:spacing w:after="60" w:line="276"/>
+      </w:pPr>
+      <w:r>
+        <w:rPr>
+          <w:rFonts w:ascii="Calibri" w:cs="Calibri" w:eastAsia="Calibri" w:hAnsi="Calibri"/>
+          <w:sz w:val="21"/>
+          <w:szCs w:val="21"/>
+        </w:rPr>
+        <w:t xml:space="preserve">United States v. Quality Stores, Inc., 572 U.S. 141 (2014)</w:t>
+      </w:r>
+    </w:p>
+    <w:p>
+      <w:pPr>
+        <w:pStyle w:val="ListParagraph"/>
+        <w:numPr>
+          <w:ilvl w:val="0"/>
+          <w:numId w:val="2"/>
+        </w:numPr>
+        <w:spacing w:after="60" w:line="276"/>
+      </w:pPr>
+      <w:r>
+        <w:rPr>
+          <w:rFonts w:ascii="Calibri" w:cs="Calibri" w:eastAsia="Calibri" w:hAnsi="Calibri"/>
+          <w:sz w:val="21"/>
+          <w:szCs w:val="21"/>
+        </w:rPr>
+        <w:t xml:space="preserve">IRC § 1402 — net earnings from self-employment</w:t>
+      </w:r>
+    </w:p>
+    <w:p>
+      <w:pPr>
+        <w:pStyle w:val="ListParagraph"/>
+        <w:numPr>
+          <w:ilvl w:val="0"/>
+          <w:numId w:val="2"/>
+        </w:numPr>
+        <w:spacing w:after="60" w:line="276"/>
+      </w:pPr>
+      <w:r>
+        <w:rPr>
+          <w:rFonts w:ascii="Calibri" w:cs="Calibri" w:eastAsia="Calibri" w:hAnsi="Calibri"/>
+          <w:sz w:val="21"/>
+          <w:szCs w:val="21"/>
+        </w:rPr>
+        <w:t xml:space="preserve">IRC § 401(k), § 404, and § 408(k) — solo 401(k) and SEP contributions</w:t>
       </w:r>
     </w:p>
     <w:p>
@@ -13503,39 +13845,21 @@
     </w:p>
     <w:p>
       <w:pPr>
-        <w:pStyle w:val="ListParagraph"/>
-        <w:numPr>
-          <w:ilvl w:val="0"/>
-          <w:numId w:val="2"/>
-        </w:numPr>
-        <w:spacing w:after="60" w:line="276"/>
-      </w:pPr>
-      <w:r>
-        <w:rPr>
-          <w:rFonts w:ascii="Calibri" w:cs="Calibri" w:eastAsia="Calibri" w:hAnsi="Calibri"/>
-          <w:sz w:val="21"/>
-          <w:szCs w:val="21"/>
-        </w:rPr>
-        <w:t xml:space="preserve">IRC § 280A — home office expenses</w:t>
+        <w:spacing w:after="140" w:line="276"/>
+      </w:pPr>
+      <w:r>
+        <w:rPr>
+          <w:rFonts w:ascii="Calibri" w:cs="Calibri" w:eastAsia="Calibri" w:hAnsi="Calibri"/>
+          <w:sz w:val="21"/>
+          <w:szCs w:val="21"/>
+        </w:rPr>
+        <w:t xml:space="preserve">A departing employee who expects part of an exit package to be paid on a Form 1099 — or who plans to consult for the former employer or others afterward — needs to separate two very different kinds of income. Severance for past employment is wages, whatever form the payer uses to report it, and cannot be turned into self-employment income by routing it through an entity. Genuine new consulting work, by contrast, is a trade or business that opens up self-employed retirement contributions and business deductions — and that is true with or without an LLC.</w:t>
       </w:r>
     </w:p>
     <w:p>
       <w:pPr>
         <w:spacing w:after="120"/>
       </w:pPr>
-    </w:p>
-    <w:p>
-      <w:pPr>
-        <w:spacing w:after="140" w:line="276"/>
-      </w:pPr>
-      <w:r>
-        <w:rPr>
-          <w:rFonts w:ascii="Calibri" w:cs="Calibri" w:eastAsia="Calibri" w:hAnsi="Calibri"/>
-          <w:sz w:val="21"/>
-          <w:szCs w:val="21"/>
-        </w:rPr>
-        <w:t xml:space="preserve">When a departing employee’s severance, a consulting arrangement, or similar payment is going to be issued as 1099 nonemployee compensation rather than W-2 wages, receiving that payment directly in one’s own name (rather than through a business entity) forfeits a set of deductions and retirement-contribution opportunities that are only available to self-employment income earned through an actual trade or business — and the window to set this up closes the moment the payment is actually issued.</w:t>
-      </w:r>
     </w:p>
     <w:p>
       <w:pPr>
@@ -13551,100 +13875,135 @@
           <w:sz w:val="24"/>
           <w:szCs w:val="24"/>
         </w:rPr>
-        <w:t xml:space="preserve">Why the Entity Has to Exist Before the Money Moves</w:t>
-      </w:r>
-    </w:p>
-    <w:p>
-      <w:pPr>
-        <w:spacing w:after="140" w:line="276"/>
-      </w:pPr>
-      <w:r>
-        <w:rPr>
-          <w:rFonts w:ascii="Calibri" w:cs="Calibri" w:eastAsia="Calibri" w:hAnsi="Calibri"/>
-          <w:sz w:val="21"/>
-          <w:szCs w:val="21"/>
-        </w:rPr>
-        <w:t xml:space="preserve">Income paid as 1099 nonemployee compensation is self-employment income, taxable to whoever it is issued to. If it is issued directly to an individual by name, that individual can still deduct ordinary business expenses against it on a personal return, but structuring the same income as being earned by a newly formed, disregarded single-member LLC — with the payer reissuing payment to the LLC rather than the individual — makes the business nature of the arrangement explicit and cleanly separates it from personal finances, which matters both for opening certain retirement-plan doors and for defending the deductions if ever questioned.</w:t>
-      </w:r>
-    </w:p>
-    <w:p>
-      <w:pPr>
-        <w:spacing w:after="140" w:line="276"/>
-      </w:pPr>
-      <w:r>
-        <w:rPr>
-          <w:rFonts w:ascii="Calibri" w:cs="Calibri" w:eastAsia="Calibri" w:hAnsi="Calibri"/>
-          <w:sz w:val="21"/>
-          <w:szCs w:val="21"/>
-        </w:rPr>
-        <w:t xml:space="preserve">Critically, this only works if the entity is formed, and the payer is instructed to reissue payment to it, before the payment is actually made. Once a payment has been issued and reported under an individual’s own Social Security number, it generally cannot be retroactively reassigned to an entity formed afterward — the window to capture this structure closes the moment the check (or wire) goes out under the wrong name.</w:t>
-      </w:r>
-    </w:p>
-    <w:p>
-      <w:pPr>
-        <w:spacing w:after="140" w:line="276"/>
-      </w:pPr>
-      <w:r>
-        <w:rPr>
-          <w:rFonts w:ascii="Calibri" w:cs="Calibri" w:eastAsia="Calibri" w:hAnsi="Calibri"/>
-          <w:sz w:val="21"/>
-          <w:szCs w:val="21"/>
-        </w:rPr>
-        <w:t xml:space="preserve">Once structured this way, the income supports several things that a bare individual consulting payment would not as cleanly: a solo 401(k) or SEP-IRA contribution sized to the self-employment income (potentially both an employee-deferral and an employer-contribution component, similar in mechanics to the retirement strategies discussed elsewhere in this guide); ordinary and necessary business-expense deductions under § 162 for costs like a home office, professional development, and travel related to the work or to a job search; and, for months not covered by a former employer’s continuation health coverage, a self-employed health insurance deduction under § 162(l).</w:t>
-      </w:r>
-    </w:p>
-    <w:p>
-      <w:pPr>
-        <w:pStyle w:val="ListParagraph"/>
-        <w:numPr>
-          <w:ilvl w:val="0"/>
-          <w:numId w:val="2"/>
-        </w:numPr>
-        <w:spacing w:after="60" w:line="276"/>
-      </w:pPr>
-      <w:r>
-        <w:rPr>
-          <w:rFonts w:ascii="Calibri" w:cs="Calibri" w:eastAsia="Calibri" w:hAnsi="Calibri"/>
-          <w:sz w:val="21"/>
-          <w:szCs w:val="21"/>
-        </w:rPr>
-        <w:t xml:space="preserve">Confirm with the payer, in writing, that the payment will be reissued to the new entity’s name and EIN — the payer’s own 1099 reporting needs to match the entity, not the individual, for this to hold up.</w:t>
-      </w:r>
-    </w:p>
-    <w:p>
-      <w:pPr>
-        <w:pStyle w:val="ListParagraph"/>
-        <w:numPr>
-          <w:ilvl w:val="0"/>
-          <w:numId w:val="2"/>
-        </w:numPr>
-        <w:spacing w:after="60" w:line="276"/>
-      </w:pPr>
-      <w:r>
-        <w:rPr>
-          <w:rFonts w:ascii="Calibri" w:cs="Calibri" w:eastAsia="Calibri" w:hAnsi="Calibri"/>
-          <w:sz w:val="21"/>
-          <w:szCs w:val="21"/>
-        </w:rPr>
-        <w:t xml:space="preserve">A single-member LLC used this way is typically kept disregarded (no S-election) when there is nothing yet worth the added complexity of an S-corp structure — that decision follows the same breakeven logic covered elsewhere in this guide once the income level and duration justify revisiting it.</w:t>
-      </w:r>
-    </w:p>
-    <w:p>
-      <w:pPr>
-        <w:pStyle w:val="ListParagraph"/>
-        <w:numPr>
-          <w:ilvl w:val="0"/>
-          <w:numId w:val="2"/>
-        </w:numPr>
-        <w:spacing w:after="60" w:line="276"/>
-      </w:pPr>
-      <w:r>
-        <w:rPr>
-          <w:rFonts w:ascii="Calibri" w:cs="Calibri" w:eastAsia="Calibri" w:hAnsi="Calibri"/>
-          <w:sz w:val="21"/>
-          <w:szCs w:val="21"/>
-        </w:rPr>
-        <w:t xml:space="preserve">Keep the new entity’s finances genuinely separate from personal accounts from day one — a dedicated bank account and basic bookkeeping are what make the § 162 deductions and the retirement contribution defensible as belonging to a real trade or business.</w:t>
+        <w:t xml:space="preserve">Severance Is Wages, Not Business Income</w:t>
+      </w:r>
+    </w:p>
+    <w:p>
+      <w:pPr>
+        <w:spacing w:after="140" w:line="276"/>
+      </w:pPr>
+      <w:r>
+        <w:rPr>
+          <w:rFonts w:ascii="Calibri" w:cs="Calibri" w:eastAsia="Calibri" w:hAnsi="Calibri"/>
+          <w:sz w:val="21"/>
+          <w:szCs w:val="21"/>
+        </w:rPr>
+        <w:t xml:space="preserve">Severance paid because employment ended is compensation for past services as an employee. The Supreme Court held in United States v. Quality Stores, Inc. (2014) that such payments are wages for FICA purposes, and they are also subject to income tax withholding. An employer that reports severance on a Form 1099 has usually made a reporting error; the right response is to ask for a corrected W-2, not to treat the payment as business income.</w:t>
+      </w:r>
+    </w:p>
+    <w:p>
+      <w:pPr>
+        <w:spacing w:after="140" w:line="276"/>
+      </w:pPr>
+      <w:r>
+        <w:rPr>
+          <w:rFonts w:ascii="Calibri" w:cs="Calibri" w:eastAsia="Calibri" w:hAnsi="Calibri"/>
+          <w:sz w:val="21"/>
+          <w:szCs w:val="21"/>
+        </w:rPr>
+        <w:t xml:space="preserve">Forming an LLC and having the payer "reissue" severance to it does not change this. Income is taxed to the person who earned it (the assignment-of-income doctrine), and a single-member LLC is disregarded for federal income tax anyway — its income is the owner’s income, reported on the owner’s return, with the same result whether the payment goes to the LLC’s EIN or the individual’s Social Security number. Treating severance as self-employment income can also backfire: solo 401(k) or SEP contributions based on it would be excess contributions if the income was really wages.</w:t>
+      </w:r>
+    </w:p>
+    <w:p>
+      <w:pPr>
+        <w:pStyle w:val="Heading2"/>
+        <w:spacing w:after="80" w:before="200"/>
+      </w:pPr>
+      <w:r>
+        <w:rPr>
+          <w:rFonts w:ascii="Calibri" w:cs="Calibri" w:eastAsia="Calibri" w:hAnsi="Calibri"/>
+          <w:b/>
+          <w:bCs/>
+          <w:color w:val="2E5496"/>
+          <w:sz w:val="24"/>
+          <w:szCs w:val="24"/>
+        </w:rPr>
+        <w:t xml:space="preserve">Where Self-Employment Planning Does Apply: Real Consulting Work</w:t>
+      </w:r>
+    </w:p>
+    <w:p>
+      <w:pPr>
+        <w:spacing w:after="140" w:line="276"/>
+      </w:pPr>
+      <w:r>
+        <w:rPr>
+          <w:rFonts w:ascii="Calibri" w:cs="Calibri" w:eastAsia="Calibri" w:hAnsi="Calibri"/>
+          <w:sz w:val="21"/>
+          <w:szCs w:val="21"/>
+        </w:rPr>
+        <w:t xml:space="preserve">If the individual performs new services as an independent contractor — for the former employer under a genuine consulting agreement, or for new clients — that income is net earnings from self-employment reported on Schedule C, whether or not an entity exists. It supports a solo 401(k) or SEP-IRA contribution sized to the self-employment income (a solo 401(k) allows both an employee-deferral and an employer-contribution component), ordinary and necessary business deductions under § 162 (including a qualifying home office), and, for months when the individual is not eligible for an employer-subsidized health plan, the self-employed health insurance deduction under § 162(l).</w:t>
+      </w:r>
+    </w:p>
+    <w:p>
+      <w:pPr>
+        <w:pStyle w:val="ListParagraph"/>
+        <w:numPr>
+          <w:ilvl w:val="0"/>
+          <w:numId w:val="2"/>
+        </w:numPr>
+        <w:spacing w:after="60" w:line="276"/>
+      </w:pPr>
+      <w:r>
+        <w:rPr>
+          <w:rFonts w:ascii="Calibri" w:cs="Calibri" w:eastAsia="Calibri" w:hAnsi="Calibri"/>
+          <w:sz w:val="21"/>
+          <w:szCs w:val="21"/>
+        </w:rPr>
+        <w:t xml:space="preserve">Check how each payment is characterized in the separation agreement: payments for past service or for releasing claims are wages; payments for defined future services performed as an independent contractor are self-employment income. A consulting arrangement with the former employer should look like a real contractor relationship (defined deliverables, the consultant’s own schedule and tools), not continued employment under another name.</w:t>
+      </w:r>
+    </w:p>
+    <w:p>
+      <w:pPr>
+        <w:pStyle w:val="ListParagraph"/>
+        <w:numPr>
+          <w:ilvl w:val="0"/>
+          <w:numId w:val="2"/>
+        </w:numPr>
+        <w:spacing w:after="60" w:line="276"/>
+      </w:pPr>
+      <w:r>
+        <w:rPr>
+          <w:rFonts w:ascii="Calibri" w:cs="Calibri" w:eastAsia="Calibri" w:hAnsi="Calibri"/>
+          <w:sz w:val="21"/>
+          <w:szCs w:val="21"/>
+        </w:rPr>
+        <w:t xml:space="preserve">If the employer reports severance on a 1099, ask for it to be corrected to a W-2 before filing; if that fails, get advice on how to report it, since putting it on Schedule C both misstates the income and overstates the retirement contribution it can support.</w:t>
+      </w:r>
+    </w:p>
+    <w:p>
+      <w:pPr>
+        <w:pStyle w:val="ListParagraph"/>
+        <w:numPr>
+          <w:ilvl w:val="0"/>
+          <w:numId w:val="2"/>
+        </w:numPr>
+        <w:spacing w:after="60" w:line="276"/>
+      </w:pPr>
+      <w:r>
+        <w:rPr>
+          <w:rFonts w:ascii="Calibri" w:cs="Calibri" w:eastAsia="Calibri" w:hAnsi="Calibri"/>
+          <w:sz w:val="21"/>
+          <w:szCs w:val="21"/>
+        </w:rPr>
+        <w:t xml:space="preserve">An LLC is optional for real consulting income. It can add state-law liability protection and help keep finances separate, but it does not change the federal income tax result for a single owner; an S-election is a separate decision that follows the breakeven analysis covered elsewhere in this guide.</w:t>
+      </w:r>
+    </w:p>
+    <w:p>
+      <w:pPr>
+        <w:pStyle w:val="ListParagraph"/>
+        <w:numPr>
+          <w:ilvl w:val="0"/>
+          <w:numId w:val="2"/>
+        </w:numPr>
+        <w:spacing w:after="60" w:line="276"/>
+      </w:pPr>
+      <w:r>
+        <w:rPr>
+          <w:rFonts w:ascii="Calibri" w:cs="Calibri" w:eastAsia="Calibri" w:hAnsi="Calibri"/>
+          <w:sz w:val="21"/>
+          <w:szCs w:val="21"/>
+        </w:rPr>
+        <w:t xml:space="preserve">Job-search costs are not deductible as expenses of a new consulting practice, and unreimbursed employee expenses (including job search) are no longer deductible for individuals.</w:t>
       </w:r>
     </w:p>
     <w:p>
@@ -13672,7 +14031,7 @@
           <w:sz w:val="21"/>
           <w:szCs w:val="21"/>
         </w:rPr>
-        <w:t xml:space="preserve">An executive is separating from a company, with a substantial severance payment expected in the following month. Learning the severance will likely be issued as 1099 income rather than W-2 wages, he forms a new single-member LLC before the payment date and has the company reissue the payment to the LLC rather than to him personally. This lets him make a solo 401(k) contribution against the income and deduct home-office and job-search-related expenses that would not have been cleanly available had the same payment simply been issued directly to him by name.</w:t>
+        <w:t xml:space="preserve">An executive separating from a company is offered $200,000 of severance plus a six-month consulting agreement at $15,000 per month for transition work performed on his own schedule. The severance is wages: the company pays it through payroll with withholding and reports it on his W-2, and nothing he does afterward can convert it into business income. The consulting fees are self-employment income reported on Schedule C, which lets him make a solo 401(k) contribution based on his net earnings from the consulting work and deduct a qualifying home office — the same result whether or not he forms an LLC to hold the engagement.</w:t>
       </w:r>
     </w:p>
     <w:p>
@@ -13755,7 +14114,25 @@
           <w:sz w:val="21"/>
           <w:szCs w:val="21"/>
         </w:rPr>
-        <w:t xml:space="preserve">Treas. Reg. § 1.409A note not applicable — see IRC § 6654(g) and § 31(a); IRS Publication 15 (Circular E) — supplemental wage withholding rules</w:t>
+        <w:t xml:space="preserve">IRC § 6654(g) and § 31(a) — withholding treated as paid ratably through the year</w:t>
+      </w:r>
+    </w:p>
+    <w:p>
+      <w:pPr>
+        <w:pStyle w:val="ListParagraph"/>
+        <w:numPr>
+          <w:ilvl w:val="0"/>
+          <w:numId w:val="2"/>
+        </w:numPr>
+        <w:spacing w:after="60" w:line="276"/>
+      </w:pPr>
+      <w:r>
+        <w:rPr>
+          <w:rFonts w:ascii="Calibri" w:cs="Calibri" w:eastAsia="Calibri" w:hAnsi="Calibri"/>
+          <w:sz w:val="21"/>
+          <w:szCs w:val="21"/>
+        </w:rPr>
+        <w:t xml:space="preserve">Treas. Reg. § 31.3402(g)-1 and IRS Publication 15 (Circular E) — supplemental wage withholding</w:t>
       </w:r>
     </w:p>
     <w:p>
@@ -13803,7 +14180,7 @@
           <w:sz w:val="21"/>
           <w:szCs w:val="21"/>
         </w:rPr>
-        <w:t xml:space="preserve">The default flat withholding rate available for supplemental wages is set well below the top individual marginal tax rate. For an employee whose marginal rate is well above that flat rate — which describes most high earners receiving a large bonus or severance payment — withholding at the default flat rate on that payment withholds far less than what will actually be owed on that income when the return is filed, even though the withholding on the rest of the employee’s regular salary might be entirely adequate on its own.</w:t>
+        <w:t xml:space="preserve">The default flat withholding rate available for supplemental wages (22%, with mandatory 37% withholding on supplemental wages above $1 million in a year) is set well below the top individual marginal tax rate. For an employee whose marginal rate is well above that flat rate — which describes most high earners receiving a large bonus or severance payment — withholding at the default flat rate on that payment withholds far less than what will actually be owed on that income when the return is filed, even though the withholding on the rest of the employee’s regular salary might be entirely adequate on its own.</w:t>
       </w:r>
     </w:p>
     <w:p>
@@ -14145,6 +14522,42 @@
     </w:p>
     <w:p>
       <w:pPr>
+        <w:pStyle w:val="ListParagraph"/>
+        <w:numPr>
+          <w:ilvl w:val="0"/>
+          <w:numId w:val="2"/>
+        </w:numPr>
+        <w:spacing w:after="60" w:line="276"/>
+      </w:pPr>
+      <w:r>
+        <w:rPr>
+          <w:rFonts w:ascii="Calibri" w:cs="Calibri" w:eastAsia="Calibri" w:hAnsi="Calibri"/>
+          <w:sz w:val="21"/>
+          <w:szCs w:val="21"/>
+        </w:rPr>
+        <w:t xml:space="preserve">A sale followed by an immediate repurchase of the same asset has no effect beyond the tax loss, so it carries some risk of challenge under the economic substance doctrine (§ 7701(o)) even without a wash-sale rule — a short gap before repurchasing reduces that risk. The repurchased position also starts a new short-term holding period.</w:t>
+      </w:r>
+    </w:p>
+    <w:p>
+      <w:pPr>
+        <w:pStyle w:val="ListParagraph"/>
+        <w:numPr>
+          <w:ilvl w:val="0"/>
+          <w:numId w:val="2"/>
+        </w:numPr>
+        <w:spacing w:after="60" w:line="276"/>
+      </w:pPr>
+      <w:r>
+        <w:rPr>
+          <w:rFonts w:ascii="Calibri" w:cs="Calibri" w:eastAsia="Calibri" w:hAnsi="Calibri"/>
+          <w:sz w:val="21"/>
+          <w:szCs w:val="21"/>
+        </w:rPr>
+        <w:t xml:space="preserve">Brokers now report digital-asset sales on Form 1099-DA (gross proceeds for 2025 sales, and cost basis for covered assets acquired from 2026 on), so harvested losses will be matched against broker reporting — keep records that reconcile to it.</w:t>
+      </w:r>
+    </w:p>
+    <w:p>
+      <w:pPr>
         <w:spacing w:after="140" w:line="276"/>
         <w:ind w:left="720"/>
       </w:pPr>
@@ -14287,7 +14700,7 @@
           <w:sz w:val="21"/>
           <w:szCs w:val="21"/>
         </w:rPr>
-        <w:t xml:space="preserve">A taxpayer (or a trading entity) that qualifies as a "trader" under the tax code — as distinguished from a mere "investor" — can elect mark-to-market accounting under IRC § 475(f), treating all open positions as if sold at year-end fair market value and simplifying the bookkeeping burden of tracking gain and loss on a very high volume of transactions, though the underlying character of the income is often unaffected for a trader whose activity was already short-term and ordinary in character.</w:t>
+        <w:t xml:space="preserve">A taxpayer (or a trading entity) that qualifies as a "trader" under the tax code — as distinguished from a mere "investor" — can elect mark-to-market accounting under IRC § 475(f), treating all open positions as if sold at year-end fair market value and which converts the trader’s gains and losses from capital to ordinary — so trading losses are no longer limited to $3,000 a year against other income, and the wash-sale rule no longer applies to the trading positions.</w:t>
       </w:r>
     </w:p>
     <w:p>
@@ -14330,56 +14743,56 @@
           <w:sz w:val="21"/>
           <w:szCs w:val="21"/>
         </w:rPr>
-        <w:t xml:space="preserve">For a taxpayer or entity that does qualify as a trader, the § 475(f) mark-to-market election changes two things. First, it eliminates the wash-sale rule’s application to the trading positions, since gains and losses are recognized annually on a mark-to-market basis rather than on each individual sale. Second, and more significantly for bookkeeping purposes, it eliminates the need to track cost basis and holding period lot-by-lot across an extremely high volume of trades — every position is simply marked to its year-end value, and the resulting gain or loss is reported as one aggregate ordinary figure, dramatically simplifying recordkeeping for a trader executing thousands of transactions.</w:t>
-      </w:r>
-    </w:p>
-    <w:p>
-      <w:pPr>
-        <w:spacing w:after="140" w:line="276"/>
-      </w:pPr>
-      <w:r>
-        <w:rPr>
-          <w:rFonts w:ascii="Calibri" w:cs="Calibri" w:eastAsia="Calibri" w:hAnsi="Calibri"/>
-          <w:sz w:val="21"/>
-          <w:szCs w:val="21"/>
-        </w:rPr>
-        <w:t xml:space="preserve">For a trader whose activity is already primarily short-term (positions typically held from minutes to a few months), the election generally does not change the fundamental character of the income — it was already going to be taxed as short-term/ordinary either way — so the primary benefit is administrative simplification and wash-sale elimination, not a rate change. The election is a meaningfully bigger decision for a trader who might otherwise have had at least some long-term gains, since making the election converts everything to ordinary treatment, forfeiting any long-term rate benefit on positions that would have otherwise qualified.</w:t>
-      </w:r>
-    </w:p>
-    <w:p>
-      <w:pPr>
-        <w:pStyle w:val="ListParagraph"/>
-        <w:numPr>
-          <w:ilvl w:val="0"/>
-          <w:numId w:val="2"/>
-        </w:numPr>
-        <w:spacing w:after="60" w:line="276"/>
-      </w:pPr>
-      <w:r>
-        <w:rPr>
-          <w:rFonts w:ascii="Calibri" w:cs="Calibri" w:eastAsia="Calibri" w:hAnsi="Calibri"/>
-          <w:sz w:val="21"/>
-          <w:szCs w:val="21"/>
-        </w:rPr>
-        <w:t xml:space="preserve">The election is generally made by attaching a statement to a timely filed return (or extension) for the year before the one to which it applies, following the procedures in Rev. Proc. 99-17 — the timing is specific and the election is not available retroactively after the fact.</w:t>
-      </w:r>
-    </w:p>
-    <w:p>
-      <w:pPr>
-        <w:pStyle w:val="ListParagraph"/>
-        <w:numPr>
-          <w:ilvl w:val="0"/>
-          <w:numId w:val="2"/>
-        </w:numPr>
-        <w:spacing w:after="60" w:line="276"/>
-      </w:pPr>
-      <w:r>
-        <w:rPr>
-          <w:rFonts w:ascii="Calibri" w:cs="Calibri" w:eastAsia="Calibri" w:hAnsi="Calibri"/>
-          <w:sz w:val="21"/>
-          <w:szCs w:val="21"/>
-        </w:rPr>
-        <w:t xml:space="preserve">A newly formed trading entity generally has more flexibility to make this election on its very first return, without the same prior-year deadline constraints that apply to an individual or an entity that has already been trading for some time.</w:t>
+        <w:t xml:space="preserve">For a taxpayer or entity that does qualify as a trader, the § 475(f) mark-to-market election changes two things. First, it eliminates the wash-sale rule’s application to the trading positions, since gains and losses are recognized annually on a mark-to-market basis rather than on each individual sale. Second, and most importantly, it changes the character of trading gains and losses from capital to ordinary. Without the election, even a full-time trader’s gains and losses are capital — short-term capital gains are taxed at ordinary rates, but net capital losses can offset only $3,000 of other income a year. With the election, a losing year produces an ordinary loss that can offset wages and other income and can create a net operating loss. Open positions are marked to market at year-end, and gains and losses are reported on Form 4797 rather than Schedule D. Basis still has to be tracked for each position; the election removes the wash-sale and holding-period bookkeeping, not the need for records.</w:t>
+      </w:r>
+    </w:p>
+    <w:p>
+      <w:pPr>
+        <w:spacing w:after="140" w:line="276"/>
+      </w:pPr>
+      <w:r>
+        <w:rPr>
+          <w:rFonts w:ascii="Calibri" w:cs="Calibri" w:eastAsia="Calibri" w:hAnsi="Calibri"/>
+          <w:sz w:val="21"/>
+          <w:szCs w:val="21"/>
+        </w:rPr>
+        <w:t xml:space="preserve">For a trader whose activity is already primarily short-term (positions typically held from minutes to a few months), the election does not change the tax rate on gains — short-term capital gains are already taxed at ordinary rates — so the main benefits are ordinary-loss treatment in a losing year and relief from the wash-sale rule. The cost is that everything becomes ordinary, forfeiting the long-term rate on any positions that would otherwise have qualified, and the election generally binds later years unless the IRS consents to revoke it. Mark-to-market trading gains are not subject to self-employment tax, and trading is a specified service business for purposes of the § 199A deduction.</w:t>
+      </w:r>
+    </w:p>
+    <w:p>
+      <w:pPr>
+        <w:pStyle w:val="ListParagraph"/>
+        <w:numPr>
+          <w:ilvl w:val="0"/>
+          <w:numId w:val="2"/>
+        </w:numPr>
+        <w:spacing w:after="60" w:line="276"/>
+      </w:pPr>
+      <w:r>
+        <w:rPr>
+          <w:rFonts w:ascii="Calibri" w:cs="Calibri" w:eastAsia="Calibri" w:hAnsi="Calibri"/>
+          <w:sz w:val="21"/>
+          <w:szCs w:val="21"/>
+        </w:rPr>
+        <w:t xml:space="preserve">The election is generally made by the original due date (without extensions) of the return for the year before the one to which it applies, by attaching a statement to that return or to an extension request for it, following the procedures in Rev. Proc. 99-17 — the timing is specific and the election is not available retroactively after the fact.</w:t>
+      </w:r>
+    </w:p>
+    <w:p>
+      <w:pPr>
+        <w:pStyle w:val="ListParagraph"/>
+        <w:numPr>
+          <w:ilvl w:val="0"/>
+          <w:numId w:val="2"/>
+        </w:numPr>
+        <w:spacing w:after="60" w:line="276"/>
+      </w:pPr>
+      <w:r>
+        <w:rPr>
+          <w:rFonts w:ascii="Calibri" w:cs="Calibri" w:eastAsia="Calibri" w:hAnsi="Calibri"/>
+          <w:sz w:val="21"/>
+          <w:szCs w:val="21"/>
+        </w:rPr>
+        <w:t xml:space="preserve">A newly formed trading entity generally has more flexibility to make this election on its very first return, without the same prior-year deadline constraints that apply to an individual or an entity that has already been trading for some time: it makes the election by placing a statement in its own books and records within two months and 15 days after the start of its first tax year, and attaches a copy to its first return.</w:t>
       </w:r>
     </w:p>
     <w:p>
@@ -14425,7 +14838,7 @@
           <w:sz w:val="21"/>
           <w:szCs w:val="21"/>
         </w:rPr>
-        <w:t xml:space="preserve">A newly formed trading entity conducting extremely high-volume, short-holding-period trading — tens of thousands of transactions in its first year — makes the § 475(f) mark-to-market election on its very first tax return, since there is no prior year to have missed the deadline for. Because the entity’s trading activity is already entirely short-term and ordinary in character, the election’s main practical effect is eliminating the need to track cost basis and holding period across tens of thousands of individual transactions, replacing that with a single year-end mark-to-market calculation.</w:t>
+        <w:t xml:space="preserve">A newly formed trading entity conducting extremely high-volume, short-holding-period trading — tens of thousands of transactions in its first year — makes the § 475(f) mark-to-market election in its own books and records within its first two and a half months, as a new taxpayer may do, since there is no prior-year return to attach it to. Because the entity’s trading activity is already entirely short-term and ordinary in character, the election does not change its tax rate; its practical effects are that the wash-sale rule no longer applies across its tens of thousands of trades and that, in a losing year, the loss is fully deductible as ordinary rather than limited as a capital loss.</w:t>
       </w:r>
     </w:p>
     <w:p>
@@ -14610,7 +15023,7 @@
           <w:sz w:val="21"/>
           <w:szCs w:val="21"/>
         </w:rPr>
-        <w:t xml:space="preserve">The luxury-auto limitation, however, applies specifically to vehicles rated at 6,000 pounds gross vehicle weight rating (GVWR) or less. A vehicle rated above 6,000 pounds GVWR — a category that includes many full-size pickup trucks, large SUVs, and vans — is not a "passenger automobile" for purposes of this limitation at all, and is instead depreciated under the regular rules that apply to other business equipment, which (subject to separate, less restrictive rules for SUVs under § 179) can allow the vehicle’s full business-use cost to be deducted in the first year through bonus depreciation or § 179 expensing.</w:t>
+        <w:t xml:space="preserve">The luxury-auto limitation, however, applies specifically to vehicles rated at 6,000 pounds gross vehicle weight rating (GVWR) or less. A vehicle rated above 6,000 pounds GVWR — a category that includes many full-size pickup trucks, large SUVs, and vans — is not a "passenger automobile" for purposes of this limitation at all, and is instead depreciated under the regular rules that apply to other business equipment, which (subject to a separate, lower § 179 dollar cap for SUVs — about $31,300 for 2025, indexed — which does not limit bonus depreciation) can allow the vehicle’s full business-use cost to be deducted in the first year through bonus depreciation or § 179 expensing.</w:t>
       </w:r>
     </w:p>
     <w:p>
@@ -14677,7 +15090,25 @@
           <w:sz w:val="21"/>
           <w:szCs w:val="21"/>
         </w:rPr>
-        <w:t xml:space="preserve">A vehicle fully expensed this way is driven down to little or no remaining basis — selling it later at a price above that basis produces fully taxable ordinary-income recapture; trading it in toward a replacement business vehicle, rather than selling it outright, generally defers that recapture instead.</w:t>
+        <w:t xml:space="preserve">A vehicle fully expensed this way is driven down to little or no remaining basis — selling it later at a price above that basis produces ordinary-income recapture. Trading it in does not avoid this: since 2018, like-kind exchange treatment is limited to real property, so a trade-in is treated as a taxable sale of the old vehicle.</w:t>
+      </w:r>
+    </w:p>
+    <w:p>
+      <w:pPr>
+        <w:pStyle w:val="ListParagraph"/>
+        <w:numPr>
+          <w:ilvl w:val="0"/>
+          <w:numId w:val="2"/>
+        </w:numPr>
+        <w:spacing w:after="60" w:line="276"/>
+      </w:pPr>
+      <w:r>
+        <w:rPr>
+          <w:rFonts w:ascii="Calibri" w:cs="Calibri" w:eastAsia="Calibri" w:hAnsi="Calibri"/>
+          <w:sz w:val="21"/>
+          <w:szCs w:val="21"/>
+        </w:rPr>
+        <w:t xml:space="preserve">Bonus depreciation and § 179 are available only if the vehicle is used more than 50% for qualified business use in the year it is placed in service; if business use later drops to 50% or less, the excess depreciation is recaptured as income (§ 280F(b)).</w:t>
       </w:r>
     </w:p>
     <w:p>
@@ -14705,7 +15136,7 @@
           <w:sz w:val="21"/>
           <w:szCs w:val="21"/>
         </w:rPr>
-        <w:t xml:space="preserve">A business owner buys a full-size pickup truck for exclusively business use, costing significantly more than the luxury-auto depreciation caps would otherwise allow deducting in a single year for an ordinary passenger car. Before finalizing the purchase, the owner confirms via the door-jamb sticker that this specific trim’s GVWR exceeds 6,000 pounds. Because the vehicle falls outside the "passenger automobile" definition entirely, its full business-use cost is eligible for bonus depreciation in the first year, rather than being spread out over several years under the luxury-auto caps that would apply to a lighter vehicle of the same price.</w:t>
+        <w:t xml:space="preserve">A business owner buys a full-size pickup truck for exclusively business use, costing significantly more than the luxury-auto depreciation caps would otherwise allow deducting in a single year for an ordinary passenger car. Before finalizing the purchase, the owner confirms via the door-jamb sticker that this specific trim’s GVWR exceeds 6,000 pounds. Because the vehicle falls outside the "passenger automobile" definition entirely, its full business-use cost is eligible for bonus depreciation in the first year (100% for vehicles acquired after January 19, 2025), rather than being spread out over several years under the luxury-auto caps that would apply to a lighter vehicle of the same price.</w:t>
       </w:r>
     </w:p>
     <w:p>
